--- a/fuentes/CFA3_82220000_DU.docx
+++ b/fuentes/CFA3_82220000_DU.docx
@@ -516,7 +516,7 @@
           <w:r>
             <w:fldChar w:fldCharType="separate"/>
           </w:r>
-          <w:hyperlink w:anchor="_Toc210902757" w:history="1">
+          <w:hyperlink w:anchor="_Toc211936418" w:history="1">
             <w:r>
               <w:rPr>
                 <w:rStyle w:val="Hipervnculo"/>
@@ -543,7 +543,7 @@
                 <w:noProof/>
                 <w:webHidden/>
               </w:rPr>
-              <w:instrText xml:space="preserve"> PAGEREF _Toc210902757 \h </w:instrText>
+              <w:instrText xml:space="preserve"> PAGEREF _Toc211936418 \h </w:instrText>
             </w:r>
             <w:r>
               <w:rPr>
@@ -589,7 +589,7 @@
               <w:lang w:eastAsia="es-MX"/>
             </w:rPr>
           </w:pPr>
-          <w:hyperlink w:anchor="_Toc210902758" w:history="1">
+          <w:hyperlink w:anchor="_Toc211936419" w:history="1">
             <w:r>
               <w:rPr>
                 <w:rStyle w:val="Hipervnculo"/>
@@ -633,7 +633,7 @@
                 <w:noProof/>
                 <w:webHidden/>
               </w:rPr>
-              <w:instrText xml:space="preserve"> PAGEREF _Toc210902758 \h </w:instrText>
+              <w:instrText xml:space="preserve"> PAGEREF _Toc211936419 \h </w:instrText>
             </w:r>
             <w:r>
               <w:rPr>
@@ -675,7 +675,7 @@
               <w:lang w:eastAsia="es-MX"/>
             </w:rPr>
           </w:pPr>
-          <w:hyperlink w:anchor="_Toc210902759" w:history="1">
+          <w:hyperlink w:anchor="_Toc211936420" w:history="1">
             <w:r>
               <w:rPr>
                 <w:rStyle w:val="Hipervnculo"/>
@@ -719,7 +719,7 @@
                 <w:noProof/>
                 <w:webHidden/>
               </w:rPr>
-              <w:instrText xml:space="preserve"> PAGEREF _Toc210902759 \h </w:instrText>
+              <w:instrText xml:space="preserve"> PAGEREF _Toc211936420 \h </w:instrText>
             </w:r>
             <w:r>
               <w:rPr>
@@ -761,7 +761,7 @@
               <w:lang w:eastAsia="es-MX"/>
             </w:rPr>
           </w:pPr>
-          <w:hyperlink w:anchor="_Toc210902760" w:history="1">
+          <w:hyperlink w:anchor="_Toc211936421" w:history="1">
             <w:r>
               <w:rPr>
                 <w:rStyle w:val="Hipervnculo"/>
@@ -805,7 +805,7 @@
                 <w:noProof/>
                 <w:webHidden/>
               </w:rPr>
-              <w:instrText xml:space="preserve"> PAGEREF _Toc210902760 \h </w:instrText>
+              <w:instrText xml:space="preserve"> PAGEREF _Toc211936421 \h </w:instrText>
             </w:r>
             <w:r>
               <w:rPr>
@@ -847,7 +847,7 @@
               <w:lang w:eastAsia="es-MX"/>
             </w:rPr>
           </w:pPr>
-          <w:hyperlink w:anchor="_Toc210902761" w:history="1">
+          <w:hyperlink w:anchor="_Toc211936422" w:history="1">
             <w:r>
               <w:rPr>
                 <w:rStyle w:val="Hipervnculo"/>
@@ -874,7 +874,7 @@
                 <w:noProof/>
                 <w:webHidden/>
               </w:rPr>
-              <w:instrText xml:space="preserve"> PAGEREF _Toc210902761 \h </w:instrText>
+              <w:instrText xml:space="preserve"> PAGEREF _Toc211936422 \h </w:instrText>
             </w:r>
             <w:r>
               <w:rPr>
@@ -916,7 +916,7 @@
               <w:lang w:eastAsia="es-MX"/>
             </w:rPr>
           </w:pPr>
-          <w:hyperlink w:anchor="_Toc210902762" w:history="1">
+          <w:hyperlink w:anchor="_Toc211936423" w:history="1">
             <w:r>
               <w:rPr>
                 <w:rStyle w:val="Hipervnculo"/>
@@ -943,7 +943,7 @@
                 <w:noProof/>
                 <w:webHidden/>
               </w:rPr>
-              <w:instrText xml:space="preserve"> PAGEREF _Toc210902762 \h </w:instrText>
+              <w:instrText xml:space="preserve"> PAGEREF _Toc211936423 \h </w:instrText>
             </w:r>
             <w:r>
               <w:rPr>
@@ -989,7 +989,7 @@
               <w:lang w:eastAsia="es-MX"/>
             </w:rPr>
           </w:pPr>
-          <w:hyperlink w:anchor="_Toc210902763" w:history="1">
+          <w:hyperlink w:anchor="_Toc211936424" w:history="1">
             <w:r>
               <w:rPr>
                 <w:rStyle w:val="Hipervnculo"/>
@@ -1033,7 +1033,7 @@
                 <w:noProof/>
                 <w:webHidden/>
               </w:rPr>
-              <w:instrText xml:space="preserve"> PAGEREF _Toc210902763 \h </w:instrText>
+              <w:instrText xml:space="preserve"> PAGEREF _Toc211936424 \h </w:instrText>
             </w:r>
             <w:r>
               <w:rPr>
@@ -1075,7 +1075,7 @@
               <w:lang w:eastAsia="es-MX"/>
             </w:rPr>
           </w:pPr>
-          <w:hyperlink w:anchor="_Toc210902764" w:history="1">
+          <w:hyperlink w:anchor="_Toc211936425" w:history="1">
             <w:r>
               <w:rPr>
                 <w:rStyle w:val="Hipervnculo"/>
@@ -1102,7 +1102,7 @@
                 <w:noProof/>
                 <w:webHidden/>
               </w:rPr>
-              <w:instrText xml:space="preserve"> PAGEREF _Toc210902764 \h </w:instrText>
+              <w:instrText xml:space="preserve"> PAGEREF _Toc211936425 \h </w:instrText>
             </w:r>
             <w:r>
               <w:rPr>
@@ -1144,7 +1144,7 @@
               <w:lang w:eastAsia="es-MX"/>
             </w:rPr>
           </w:pPr>
-          <w:hyperlink w:anchor="_Toc210902765" w:history="1">
+          <w:hyperlink w:anchor="_Toc211936426" w:history="1">
             <w:r>
               <w:rPr>
                 <w:rStyle w:val="Hipervnculo"/>
@@ -1171,7 +1171,7 @@
                 <w:noProof/>
                 <w:webHidden/>
               </w:rPr>
-              <w:instrText xml:space="preserve"> PAGEREF _Toc210902765 \h </w:instrText>
+              <w:instrText xml:space="preserve"> PAGEREF _Toc211936426 \h </w:instrText>
             </w:r>
             <w:r>
               <w:rPr>
@@ -1213,7 +1213,7 @@
               <w:lang w:eastAsia="es-MX"/>
             </w:rPr>
           </w:pPr>
-          <w:hyperlink w:anchor="_Toc210902766" w:history="1">
+          <w:hyperlink w:anchor="_Toc211936427" w:history="1">
             <w:r>
               <w:rPr>
                 <w:rStyle w:val="Hipervnculo"/>
@@ -1240,7 +1240,7 @@
                 <w:noProof/>
                 <w:webHidden/>
               </w:rPr>
-              <w:instrText xml:space="preserve"> PAGEREF _Toc210902766 \h </w:instrText>
+              <w:instrText xml:space="preserve"> PAGEREF _Toc211936427 \h </w:instrText>
             </w:r>
             <w:r>
               <w:rPr>
@@ -1282,7 +1282,7 @@
               <w:lang w:eastAsia="es-MX"/>
             </w:rPr>
           </w:pPr>
-          <w:hyperlink w:anchor="_Toc210902767" w:history="1">
+          <w:hyperlink w:anchor="_Toc211936428" w:history="1">
             <w:r>
               <w:rPr>
                 <w:rStyle w:val="Hipervnculo"/>
@@ -1309,7 +1309,7 @@
                 <w:noProof/>
                 <w:webHidden/>
               </w:rPr>
-              <w:instrText xml:space="preserve"> PAGEREF _Toc210902767 \h </w:instrText>
+              <w:instrText xml:space="preserve"> PAGEREF _Toc211936428 \h </w:instrText>
             </w:r>
             <w:r>
               <w:rPr>
@@ -1355,7 +1355,7 @@
               <w:lang w:eastAsia="es-MX"/>
             </w:rPr>
           </w:pPr>
-          <w:hyperlink w:anchor="_Toc210902768" w:history="1">
+          <w:hyperlink w:anchor="_Toc211936429" w:history="1">
             <w:r>
               <w:rPr>
                 <w:rStyle w:val="Hipervnculo"/>
@@ -1399,7 +1399,7 @@
                 <w:noProof/>
                 <w:webHidden/>
               </w:rPr>
-              <w:instrText xml:space="preserve"> PAGEREF _Toc210902768 \h </w:instrText>
+              <w:instrText xml:space="preserve"> PAGEREF _Toc211936429 \h </w:instrText>
             </w:r>
             <w:r>
               <w:rPr>
@@ -1441,7 +1441,7 @@
               <w:lang w:eastAsia="es-MX"/>
             </w:rPr>
           </w:pPr>
-          <w:hyperlink w:anchor="_Toc210902769" w:history="1">
+          <w:hyperlink w:anchor="_Toc211936430" w:history="1">
             <w:r>
               <w:rPr>
                 <w:rStyle w:val="Hipervnculo"/>
@@ -1468,7 +1468,7 @@
                 <w:noProof/>
                 <w:webHidden/>
               </w:rPr>
-              <w:instrText xml:space="preserve"> PAGEREF _Toc210902769 \h </w:instrText>
+              <w:instrText xml:space="preserve"> PAGEREF _Toc211936430 \h </w:instrText>
             </w:r>
             <w:r>
               <w:rPr>
@@ -1510,7 +1510,7 @@
               <w:lang w:eastAsia="es-MX"/>
             </w:rPr>
           </w:pPr>
-          <w:hyperlink w:anchor="_Toc210902770" w:history="1">
+          <w:hyperlink w:anchor="_Toc211936431" w:history="1">
             <w:r>
               <w:rPr>
                 <w:rStyle w:val="Hipervnculo"/>
@@ -1537,7 +1537,7 @@
                 <w:noProof/>
                 <w:webHidden/>
               </w:rPr>
-              <w:instrText xml:space="preserve"> PAGEREF _Toc210902770 \h </w:instrText>
+              <w:instrText xml:space="preserve"> PAGEREF _Toc211936431 \h </w:instrText>
             </w:r>
             <w:r>
               <w:rPr>
@@ -1579,13 +1579,13 @@
               <w:lang w:eastAsia="es-MX"/>
             </w:rPr>
           </w:pPr>
-          <w:hyperlink w:anchor="_Toc210902771" w:history="1">
+          <w:hyperlink w:anchor="_Toc211936432" w:history="1">
             <w:r>
               <w:rPr>
                 <w:rStyle w:val="Hipervnculo"/>
                 <w:noProof/>
               </w:rPr>
-              <w:t>3.3 Planes de respuestas</w:t>
+              <w:t>3.3 Planes de respuesta</w:t>
             </w:r>
             <w:r>
               <w:rPr>
@@ -1606,7 +1606,7 @@
                 <w:noProof/>
                 <w:webHidden/>
               </w:rPr>
-              <w:instrText xml:space="preserve"> PAGEREF _Toc210902771 \h </w:instrText>
+              <w:instrText xml:space="preserve"> PAGEREF _Toc211936432 \h </w:instrText>
             </w:r>
             <w:r>
               <w:rPr>
@@ -1648,7 +1648,7 @@
               <w:lang w:eastAsia="es-MX"/>
             </w:rPr>
           </w:pPr>
-          <w:hyperlink w:anchor="_Toc210902772" w:history="1">
+          <w:hyperlink w:anchor="_Toc211936433" w:history="1">
             <w:r>
               <w:rPr>
                 <w:rStyle w:val="Hipervnculo"/>
@@ -1675,7 +1675,7 @@
                 <w:noProof/>
                 <w:webHidden/>
               </w:rPr>
-              <w:instrText xml:space="preserve"> PAGEREF _Toc210902772 \h </w:instrText>
+              <w:instrText xml:space="preserve"> PAGEREF _Toc211936433 \h </w:instrText>
             </w:r>
             <w:r>
               <w:rPr>
@@ -1717,7 +1717,7 @@
               <w:lang w:eastAsia="es-MX"/>
             </w:rPr>
           </w:pPr>
-          <w:hyperlink w:anchor="_Toc210902773" w:history="1">
+          <w:hyperlink w:anchor="_Toc211936434" w:history="1">
             <w:r>
               <w:rPr>
                 <w:rStyle w:val="Hipervnculo"/>
@@ -1744,7 +1744,7 @@
                 <w:noProof/>
                 <w:webHidden/>
               </w:rPr>
-              <w:instrText xml:space="preserve"> PAGEREF _Toc210902773 \h </w:instrText>
+              <w:instrText xml:space="preserve"> PAGEREF _Toc211936434 \h </w:instrText>
             </w:r>
             <w:r>
               <w:rPr>
@@ -1790,7 +1790,7 @@
               <w:lang w:eastAsia="es-MX"/>
             </w:rPr>
           </w:pPr>
-          <w:hyperlink w:anchor="_Toc210902774" w:history="1">
+          <w:hyperlink w:anchor="_Toc211936435" w:history="1">
             <w:r>
               <w:rPr>
                 <w:rStyle w:val="Hipervnculo"/>
@@ -1834,7 +1834,7 @@
                 <w:noProof/>
                 <w:webHidden/>
               </w:rPr>
-              <w:instrText xml:space="preserve"> PAGEREF _Toc210902774 \h </w:instrText>
+              <w:instrText xml:space="preserve"> PAGEREF _Toc211936435 \h </w:instrText>
             </w:r>
             <w:r>
               <w:rPr>
@@ -1876,7 +1876,7 @@
               <w:lang w:eastAsia="es-MX"/>
             </w:rPr>
           </w:pPr>
-          <w:hyperlink w:anchor="_Toc210902775" w:history="1">
+          <w:hyperlink w:anchor="_Toc211936436" w:history="1">
             <w:r>
               <w:rPr>
                 <w:rStyle w:val="Hipervnculo"/>
@@ -1903,7 +1903,7 @@
                 <w:noProof/>
                 <w:webHidden/>
               </w:rPr>
-              <w:instrText xml:space="preserve"> PAGEREF _Toc210902775 \h </w:instrText>
+              <w:instrText xml:space="preserve"> PAGEREF _Toc211936436 \h </w:instrText>
             </w:r>
             <w:r>
               <w:rPr>
@@ -1945,7 +1945,7 @@
               <w:lang w:eastAsia="es-MX"/>
             </w:rPr>
           </w:pPr>
-          <w:hyperlink w:anchor="_Toc210902776" w:history="1">
+          <w:hyperlink w:anchor="_Toc211936437" w:history="1">
             <w:r>
               <w:rPr>
                 <w:rStyle w:val="Hipervnculo"/>
@@ -1972,7 +1972,7 @@
                 <w:noProof/>
                 <w:webHidden/>
               </w:rPr>
-              <w:instrText xml:space="preserve"> PAGEREF _Toc210902776 \h </w:instrText>
+              <w:instrText xml:space="preserve"> PAGEREF _Toc211936437 \h </w:instrText>
             </w:r>
             <w:r>
               <w:rPr>
@@ -2018,7 +2018,7 @@
               <w:lang w:eastAsia="es-MX"/>
             </w:rPr>
           </w:pPr>
-          <w:hyperlink w:anchor="_Toc210902777" w:history="1">
+          <w:hyperlink w:anchor="_Toc211936438" w:history="1">
             <w:r>
               <w:rPr>
                 <w:rStyle w:val="Hipervnculo"/>
@@ -2062,7 +2062,7 @@
                 <w:noProof/>
                 <w:webHidden/>
               </w:rPr>
-              <w:instrText xml:space="preserve"> PAGEREF _Toc210902777 \h </w:instrText>
+              <w:instrText xml:space="preserve"> PAGEREF _Toc211936438 \h </w:instrText>
             </w:r>
             <w:r>
               <w:rPr>
@@ -2104,7 +2104,7 @@
               <w:lang w:eastAsia="es-MX"/>
             </w:rPr>
           </w:pPr>
-          <w:hyperlink w:anchor="_Toc210902778" w:history="1">
+          <w:hyperlink w:anchor="_Toc211936439" w:history="1">
             <w:r>
               <w:rPr>
                 <w:rStyle w:val="Hipervnculo"/>
@@ -2131,7 +2131,7 @@
                 <w:noProof/>
                 <w:webHidden/>
               </w:rPr>
-              <w:instrText xml:space="preserve"> PAGEREF _Toc210902778 \h </w:instrText>
+              <w:instrText xml:space="preserve"> PAGEREF _Toc211936439 \h </w:instrText>
             </w:r>
             <w:r>
               <w:rPr>
@@ -2173,7 +2173,7 @@
               <w:lang w:eastAsia="es-MX"/>
             </w:rPr>
           </w:pPr>
-          <w:hyperlink w:anchor="_Toc210902779" w:history="1">
+          <w:hyperlink w:anchor="_Toc211936440" w:history="1">
             <w:r>
               <w:rPr>
                 <w:rStyle w:val="Hipervnculo"/>
@@ -2200,7 +2200,7 @@
                 <w:noProof/>
                 <w:webHidden/>
               </w:rPr>
-              <w:instrText xml:space="preserve"> PAGEREF _Toc210902779 \h </w:instrText>
+              <w:instrText xml:space="preserve"> PAGEREF _Toc211936440 \h </w:instrText>
             </w:r>
             <w:r>
               <w:rPr>
@@ -2245,7 +2245,7 @@
               <w:lang w:eastAsia="es-MX"/>
             </w:rPr>
           </w:pPr>
-          <w:hyperlink w:anchor="_Toc210902780" w:history="1">
+          <w:hyperlink w:anchor="_Toc211936441" w:history="1">
             <w:r>
               <w:rPr>
                 <w:rStyle w:val="Hipervnculo"/>
@@ -2272,7 +2272,7 @@
                 <w:noProof/>
                 <w:webHidden/>
               </w:rPr>
-              <w:instrText xml:space="preserve"> PAGEREF _Toc210902780 \h </w:instrText>
+              <w:instrText xml:space="preserve"> PAGEREF _Toc211936441 \h </w:instrText>
             </w:r>
             <w:r>
               <w:rPr>
@@ -2317,7 +2317,7 @@
               <w:lang w:eastAsia="es-MX"/>
             </w:rPr>
           </w:pPr>
-          <w:hyperlink w:anchor="_Toc210902781" w:history="1">
+          <w:hyperlink w:anchor="_Toc211936442" w:history="1">
             <w:r>
               <w:rPr>
                 <w:rStyle w:val="Hipervnculo"/>
@@ -2344,7 +2344,7 @@
                 <w:noProof/>
                 <w:webHidden/>
               </w:rPr>
-              <w:instrText xml:space="preserve"> PAGEREF _Toc210902781 \h </w:instrText>
+              <w:instrText xml:space="preserve"> PAGEREF _Toc211936442 \h </w:instrText>
             </w:r>
             <w:r>
               <w:rPr>
@@ -2389,7 +2389,7 @@
               <w:lang w:eastAsia="es-MX"/>
             </w:rPr>
           </w:pPr>
-          <w:hyperlink w:anchor="_Toc210902782" w:history="1">
+          <w:hyperlink w:anchor="_Toc211936443" w:history="1">
             <w:r>
               <w:rPr>
                 <w:rStyle w:val="Hipervnculo"/>
@@ -2416,7 +2416,7 @@
                 <w:noProof/>
                 <w:webHidden/>
               </w:rPr>
-              <w:instrText xml:space="preserve"> PAGEREF _Toc210902782 \h </w:instrText>
+              <w:instrText xml:space="preserve"> PAGEREF _Toc211936443 \h </w:instrText>
             </w:r>
             <w:r>
               <w:rPr>
@@ -2461,7 +2461,7 @@
               <w:lang w:eastAsia="es-MX"/>
             </w:rPr>
           </w:pPr>
-          <w:hyperlink w:anchor="_Toc210902783" w:history="1">
+          <w:hyperlink w:anchor="_Toc211936444" w:history="1">
             <w:r>
               <w:rPr>
                 <w:rStyle w:val="Hipervnculo"/>
@@ -2488,7 +2488,7 @@
                 <w:noProof/>
                 <w:webHidden/>
               </w:rPr>
-              <w:instrText xml:space="preserve"> PAGEREF _Toc210902783 \h </w:instrText>
+              <w:instrText xml:space="preserve"> PAGEREF _Toc211936444 \h </w:instrText>
             </w:r>
             <w:r>
               <w:rPr>
@@ -2533,7 +2533,7 @@
               <w:lang w:eastAsia="es-MX"/>
             </w:rPr>
           </w:pPr>
-          <w:hyperlink w:anchor="_Toc210902784" w:history="1">
+          <w:hyperlink w:anchor="_Toc211936445" w:history="1">
             <w:r>
               <w:rPr>
                 <w:rStyle w:val="Hipervnculo"/>
@@ -2560,7 +2560,7 @@
                 <w:noProof/>
                 <w:webHidden/>
               </w:rPr>
-              <w:instrText xml:space="preserve"> PAGEREF _Toc210902784 \h </w:instrText>
+              <w:instrText xml:space="preserve"> PAGEREF _Toc211936445 \h </w:instrText>
             </w:r>
             <w:r>
               <w:rPr>
@@ -2617,7 +2617,7 @@
       <w:pPr>
         <w:pStyle w:val="Titulosgenerales"/>
       </w:pPr>
-      <w:bookmarkStart w:id="0" w:name="_Toc210902757"/>
+      <w:bookmarkStart w:id="0" w:name="_Toc211936418"/>
       <w:r>
         <w:lastRenderedPageBreak/>
         <w:t>Introducción</w:t>
@@ -2720,7 +2720,7 @@
           <w:noProof/>
         </w:rPr>
         <w:drawing>
-          <wp:inline distT="0" distB="0" distL="0" distR="0" wp14:anchorId="561680A8" wp14:editId="5FA98A85">
+          <wp:inline distT="0" distB="0" distL="0" distR="0" wp14:anchorId="561680A8" wp14:editId="638EEEED">
             <wp:extent cx="5206247" cy="2928384"/>
             <wp:effectExtent l="0" t="0" r="1270" b="5715"/>
             <wp:docPr id="1100740399" name="Imagen 4">
@@ -2930,7 +2930,7 @@
       <w:pPr>
         <w:pStyle w:val="Ttulo1"/>
       </w:pPr>
-      <w:bookmarkStart w:id="1" w:name="_Toc210902758"/>
+      <w:bookmarkStart w:id="1" w:name="_Toc211936419"/>
       <w:r>
         <w:lastRenderedPageBreak/>
         <w:t>Monitoreo</w:t>
@@ -2967,7 +2967,7 @@
           <w:rFonts w:eastAsia="Times New Roman"/>
         </w:rPr>
       </w:pPr>
-      <w:bookmarkStart w:id="2" w:name="_Toc210902759"/>
+      <w:bookmarkStart w:id="2" w:name="_Toc211936420"/>
       <w:r>
         <w:t>Concepto</w:t>
       </w:r>
@@ -3006,7 +3006,7 @@
           <w:numId w:val="7"/>
         </w:numPr>
       </w:pPr>
-      <w:bookmarkStart w:id="3" w:name="_Toc210902760"/>
+      <w:bookmarkStart w:id="3" w:name="_Toc211936421"/>
       <w:r>
         <w:t>Clases</w:t>
       </w:r>
@@ -3209,7 +3209,7 @@
       <w:pPr>
         <w:pStyle w:val="Ttulo2"/>
       </w:pPr>
-      <w:bookmarkStart w:id="4" w:name="_Toc210902761"/>
+      <w:bookmarkStart w:id="4" w:name="_Toc211936422"/>
       <w:r>
         <w:t>1.3 Herramientas</w:t>
       </w:r>
@@ -3499,7 +3499,7 @@
       <w:pPr>
         <w:pStyle w:val="Ttulo2"/>
       </w:pPr>
-      <w:bookmarkStart w:id="5" w:name="_Toc210902762"/>
+      <w:bookmarkStart w:id="5" w:name="_Toc211936423"/>
       <w:r>
         <w:t>1.4 Procedimiento</w:t>
       </w:r>
@@ -3868,7 +3868,7 @@
       <w:pPr>
         <w:pStyle w:val="Ttulo1"/>
       </w:pPr>
-      <w:bookmarkStart w:id="6" w:name="_Toc210902763"/>
+      <w:bookmarkStart w:id="6" w:name="_Toc211936424"/>
       <w:r>
         <w:lastRenderedPageBreak/>
         <w:t>Rastreo</w:t>
@@ -3892,7 +3892,7 @@
       <w:pPr>
         <w:pStyle w:val="Ttulo2"/>
       </w:pPr>
-      <w:bookmarkStart w:id="7" w:name="_Toc210902764"/>
+      <w:bookmarkStart w:id="7" w:name="_Toc211936425"/>
       <w:r>
         <w:t>2.1 Concepto</w:t>
       </w:r>
@@ -3915,7 +3915,7 @@
       <w:pPr>
         <w:pStyle w:val="Ttulo2"/>
       </w:pPr>
-      <w:bookmarkStart w:id="8" w:name="_Toc210902765"/>
+      <w:bookmarkStart w:id="8" w:name="_Toc211936426"/>
       <w:r>
         <w:t>2.2 Clases</w:t>
       </w:r>
@@ -4088,7 +4088,7 @@
       <w:pPr>
         <w:pStyle w:val="Ttulo2"/>
       </w:pPr>
-      <w:bookmarkStart w:id="9" w:name="_Toc210902766"/>
+      <w:bookmarkStart w:id="9" w:name="_Toc211936427"/>
       <w:r>
         <w:t>2.3 Herramientas</w:t>
       </w:r>
@@ -4324,7 +4324,7 @@
       <w:pPr>
         <w:pStyle w:val="Ttulo2"/>
       </w:pPr>
-      <w:bookmarkStart w:id="10" w:name="_Toc210902767"/>
+      <w:bookmarkStart w:id="10" w:name="_Toc211936428"/>
       <w:r>
         <w:t>2.4 Procedimiento</w:t>
       </w:r>
@@ -4607,7 +4607,7 @@
       <w:pPr>
         <w:pStyle w:val="Ttulo1"/>
       </w:pPr>
-      <w:bookmarkStart w:id="11" w:name="_Toc210902768"/>
+      <w:bookmarkStart w:id="11" w:name="_Toc211936429"/>
       <w:r>
         <w:lastRenderedPageBreak/>
         <w:t>Contingencias aplicadas</w:t>
@@ -4631,7 +4631,7 @@
       <w:pPr>
         <w:pStyle w:val="Ttulo2"/>
       </w:pPr>
-      <w:bookmarkStart w:id="12" w:name="_Toc210902769"/>
+      <w:bookmarkStart w:id="12" w:name="_Toc211936430"/>
       <w:r>
         <w:t>3.1 Concepto</w:t>
       </w:r>
@@ -4654,7 +4654,7 @@
       <w:pPr>
         <w:pStyle w:val="Ttulo2"/>
       </w:pPr>
-      <w:bookmarkStart w:id="13" w:name="_Toc210902770"/>
+      <w:bookmarkStart w:id="13" w:name="_Toc211936431"/>
       <w:r>
         <w:t>3.2 Tipos</w:t>
       </w:r>
@@ -4980,9 +4980,9 @@
       <w:pPr>
         <w:pStyle w:val="Ttulo2"/>
       </w:pPr>
-      <w:bookmarkStart w:id="14" w:name="_Toc210902771"/>
+      <w:bookmarkStart w:id="14" w:name="_Toc211936432"/>
       <w:r>
-        <w:t>3.3 Planes de respuestas</w:t>
+        <w:t>3.3 Planes de respuesta</w:t>
       </w:r>
       <w:bookmarkEnd w:id="14"/>
     </w:p>
@@ -5199,7 +5199,7 @@
       <w:pPr>
         <w:pStyle w:val="Ttulo2"/>
       </w:pPr>
-      <w:bookmarkStart w:id="15" w:name="_Toc210902772"/>
+      <w:bookmarkStart w:id="15" w:name="_Toc211936433"/>
       <w:r>
         <w:t>3.4 Criterios de evaluación</w:t>
       </w:r>
@@ -5403,7 +5403,7 @@
       <w:pPr>
         <w:pStyle w:val="Ttulo2"/>
       </w:pPr>
-      <w:bookmarkStart w:id="16" w:name="_Toc210902773"/>
+      <w:bookmarkStart w:id="16" w:name="_Toc211936434"/>
       <w:r>
         <w:t>3.5 Protocolos</w:t>
       </w:r>
@@ -5710,7 +5710,7 @@
       <w:pPr>
         <w:pStyle w:val="Ttulo1"/>
       </w:pPr>
-      <w:bookmarkStart w:id="17" w:name="_Toc210902774"/>
+      <w:bookmarkStart w:id="17" w:name="_Toc211936435"/>
       <w:r>
         <w:lastRenderedPageBreak/>
         <w:t>Reporte del sistema de trazabilidad</w:t>
@@ -5734,7 +5734,7 @@
       <w:pPr>
         <w:pStyle w:val="Ttulo2"/>
       </w:pPr>
-      <w:bookmarkStart w:id="18" w:name="_Toc210902775"/>
+      <w:bookmarkStart w:id="18" w:name="_Toc211936436"/>
       <w:r>
         <w:t>4.1 Concepto</w:t>
       </w:r>
@@ -5757,7 +5757,7 @@
       <w:pPr>
         <w:pStyle w:val="Ttulo2"/>
       </w:pPr>
-      <w:bookmarkStart w:id="19" w:name="_Toc210902776"/>
+      <w:bookmarkStart w:id="19" w:name="_Toc211936437"/>
       <w:r>
         <w:t>4.2 Elementos</w:t>
       </w:r>
@@ -5773,7 +5773,19 @@
         <w:rPr>
           <w:lang w:val="es-419" w:eastAsia="es-CO"/>
         </w:rPr>
-        <w:t>Un reporte de trazabilidad es un documento estructurado que integra y organiza los datos capturados por el sistema a lo largo de la cadena de transporte. Su valor principal radica en la capacidad de reconstruir el recorrido completo de un producto, envío o activo, desde el punto de origen hasta el destino final, incorporando cada etapa intermedia con precisión y confiabilidad.</w:t>
+        <w:t xml:space="preserve">Un reporte de trazabilidad </w:t>
+      </w:r>
+      <w:r>
+        <w:rPr>
+          <w:lang w:val="es-419" w:eastAsia="es-CO"/>
+        </w:rPr>
+        <w:t>debe contener información precisa y completa que permita reconstruir el historial del envío desde su origen hasta el destino final. Aunque los detalles pueden variar según la industria y el tipo de carga, existen elementos esenciales que garantizan su utilidad y confiabilidad</w:t>
+      </w:r>
+      <w:r>
+        <w:rPr>
+          <w:lang w:val="es-419" w:eastAsia="es-CO"/>
+        </w:rPr>
+        <w:t>.</w:t>
       </w:r>
     </w:p>
     <w:p>
@@ -5852,7 +5864,6 @@
           <w:bCs/>
           <w:lang w:val="es-419" w:eastAsia="es-CO"/>
         </w:rPr>
-        <w:lastRenderedPageBreak/>
         <w:t>Información de origen y destino</w:t>
       </w:r>
     </w:p>
@@ -5866,6 +5877,7 @@
         <w:rPr>
           <w:lang w:val="es-419" w:eastAsia="es-CO"/>
         </w:rPr>
+        <w:lastRenderedPageBreak/>
         <w:t>Registra los puntos clave del recorrido: dirección, fecha y hora de recogida en el origen; ubicación, fecha y hora de llegada y salida en puntos de transbordo (si los hay); y la dirección, fecha y hora estimada y real de entrega en el destino. Permite reconstruir la trazabilidad geográfica y temporal.</w:t>
       </w:r>
     </w:p>
@@ -5926,7 +5938,31 @@
         <w:rPr>
           <w:lang w:val="es-419" w:eastAsia="es-CO"/>
         </w:rPr>
-        <w:t>Describe los recursos utilizados: identificación del vehículo (placa y tipo), datos del conductor (nombre y licencia), estado del vehículo (kilometraje inicial/final y consumo de combustible), así como condiciones ambientales relevantes como temperatura y humedad en contenedores refrigerados.</w:t>
+        <w:t>Describe los recursos utilizados: identificación del vehículo (placa y tipo), datos del conductor (nombre y licencia), estado del vehículo (kilometraje inicial</w:t>
+      </w:r>
+      <w:r>
+        <w:rPr>
+          <w:lang w:val="es-419" w:eastAsia="es-CO"/>
+        </w:rPr>
+        <w:t xml:space="preserve"> </w:t>
+      </w:r>
+      <w:r>
+        <w:rPr>
+          <w:lang w:val="es-419" w:eastAsia="es-CO"/>
+        </w:rPr>
+        <w:t>/</w:t>
+      </w:r>
+      <w:r>
+        <w:rPr>
+          <w:lang w:val="es-419" w:eastAsia="es-CO"/>
+        </w:rPr>
+        <w:t xml:space="preserve"> </w:t>
+      </w:r>
+      <w:r>
+        <w:rPr>
+          <w:lang w:val="es-419" w:eastAsia="es-CO"/>
+        </w:rPr>
+        <w:t>final y consumo de combustible), así como condiciones ambientales relevantes como temperatura y humedad en contenedores refrigerados.</w:t>
       </w:r>
     </w:p>
     <w:p>
@@ -5962,6 +5998,8 @@
     <w:p>
       <w:pPr>
         <w:rPr>
+          <w:b/>
+          <w:bCs/>
           <w:lang w:val="es-419" w:eastAsia="es-CO"/>
         </w:rPr>
       </w:pPr>
@@ -5969,6 +6007,17 @@
     <w:p>
       <w:pPr>
         <w:rPr>
+          <w:b/>
+          <w:bCs/>
+          <w:lang w:val="es-419" w:eastAsia="es-CO"/>
+        </w:rPr>
+      </w:pPr>
+    </w:p>
+    <w:p>
+      <w:pPr>
+        <w:rPr>
+          <w:b/>
+          <w:bCs/>
           <w:lang w:val="es-419" w:eastAsia="es-CO"/>
         </w:rPr>
       </w:pPr>
@@ -5994,6 +6043,8 @@
     <w:p>
       <w:pPr>
         <w:rPr>
+          <w:b/>
+          <w:bCs/>
           <w:lang w:val="es-419" w:eastAsia="es-CO"/>
         </w:rPr>
       </w:pPr>
@@ -6053,7 +6104,7 @@
       <w:pPr>
         <w:pStyle w:val="Ttulo1"/>
       </w:pPr>
-      <w:bookmarkStart w:id="20" w:name="_Toc210902777"/>
+      <w:bookmarkStart w:id="20" w:name="_Toc211936438"/>
       <w:r>
         <w:lastRenderedPageBreak/>
         <w:t xml:space="preserve">Informe de </w:t>
@@ -6080,7 +6131,7 @@
       <w:pPr>
         <w:pStyle w:val="Ttulo2"/>
       </w:pPr>
-      <w:bookmarkStart w:id="21" w:name="_Toc210902778"/>
+      <w:bookmarkStart w:id="21" w:name="_Toc211936439"/>
       <w:r>
         <w:t>5.1 Características</w:t>
       </w:r>
@@ -6239,11 +6290,24 @@
       <w:pPr>
         <w:pStyle w:val="Ttulo2"/>
       </w:pPr>
-      <w:bookmarkStart w:id="22" w:name="_Toc210902779"/>
+      <w:bookmarkStart w:id="22" w:name="_Toc211936440"/>
       <w:r>
         <w:t>5.2 Estructura</w:t>
       </w:r>
       <w:bookmarkEnd w:id="22"/>
+    </w:p>
+    <w:p>
+      <w:pPr>
+        <w:rPr>
+          <w:lang w:val="es-419" w:eastAsia="es-CO"/>
+        </w:rPr>
+      </w:pPr>
+      <w:r>
+        <w:rPr>
+          <w:lang w:val="es-419" w:eastAsia="es-CO"/>
+        </w:rPr>
+        <w:t>La clave del informe radica en mantener una organización lógica y clara, donde cada sección cumpla un propósito definido y aporte información que facilite la toma de desiciones.</w:t>
+      </w:r>
     </w:p>
     <w:p>
       <w:pPr>
@@ -6607,6 +6671,7 @@
               <w:rPr>
                 <w:rStyle w:val="Textoennegrita"/>
               </w:rPr>
+              <w:lastRenderedPageBreak/>
               <w:t>Objetivos del informe</w:t>
             </w:r>
           </w:p>
@@ -6714,7 +6779,6 @@
               <w:rPr>
                 <w:rStyle w:val="Textoennegrita"/>
               </w:rPr>
-              <w:lastRenderedPageBreak/>
               <w:t>Metodología</w:t>
             </w:r>
           </w:p>
@@ -7370,6 +7434,7 @@
           <w:szCs w:val="24"/>
           <w:lang w:val="es-419" w:eastAsia="es-CO"/>
         </w:rPr>
+        <w:lastRenderedPageBreak/>
         <w:t>Fuente:</w:t>
       </w:r>
       <w:r>
@@ -7391,14 +7456,7 @@
         <w:rPr>
           <w:lang w:val="es-419" w:eastAsia="es-CO"/>
         </w:rPr>
-        <w:t xml:space="preserve">Un informe de operación bien estructurado garantiza que los datos no solo se registren, sino que se transformen en información clara y útil para evaluar el </w:t>
-      </w:r>
-      <w:r>
-        <w:rPr>
-          <w:lang w:val="es-419" w:eastAsia="es-CO"/>
-        </w:rPr>
-        <w:lastRenderedPageBreak/>
-        <w:t>desempeño, optimizar procesos y respaldar decisiones estratégicas en la gestión del transporte</w:t>
+        <w:t>Un informe de operación bien estructurado garantiza que los datos no solo se registren, sino que se transformen en información clara y útil para evaluar el desempeño, optimizar procesos y respaldar decisiones estratégicas en la gestión del transporte</w:t>
       </w:r>
       <w:r>
         <w:rPr>
@@ -7411,7 +7469,7 @@
       <w:pPr>
         <w:pStyle w:val="Titulosgenerales"/>
       </w:pPr>
-      <w:bookmarkStart w:id="23" w:name="_Toc210902780"/>
+      <w:bookmarkStart w:id="23" w:name="_Toc211936441"/>
       <w:r>
         <w:lastRenderedPageBreak/>
         <w:t>Síntesis</w:t>
@@ -7491,10 +7549,10 @@
           <w:lang w:val="es-419" w:eastAsia="es-CO"/>
         </w:rPr>
         <w:drawing>
-          <wp:inline distT="0" distB="0" distL="0" distR="0" wp14:anchorId="311CF59C" wp14:editId="69DE9ACF">
+          <wp:inline distT="0" distB="0" distL="0" distR="0" wp14:anchorId="311CF59C" wp14:editId="5151A696">
             <wp:extent cx="5697446" cy="2958421"/>
             <wp:effectExtent l="0" t="0" r="5080" b="1270"/>
-            <wp:docPr id="1146545689" name="Gráfico 5" descr="El diagrama de flujo describe el componente formativo “Supervisión de la operación de transporte”, teniendo en cuenta aspectos como el monitoreo, el rastreo, las contingencias aplicadas, el reporte del sistema de trazabilidad y el informe de operación. "/>
+            <wp:docPr id="1146545689" name="Gráfico 5" descr="El componente formativo “Supervisión de la operación de transporte” ofrece una aproximación integral a los conocimientos fundamentales sobre el control logístico y la gestión de la trazabilidad. Este módulo analiza detalladamente el monitoreo y el rastreo, resaltando su importancia en cuanto a la visibilidad de los procesos, y se desglosan sus conceptos, clases, herramientas y procedimientos.&#13;Asimismo, se estudian las contingencias aplicadas, lo que permite comprender los tipos de riesgos, los planes de respuesta, los criterios de evaluación y los protocolos que deben activarse en situaciones imprevistas. La propuesta profundiza en los reportes del sistema de trazabilidad, así como en los elementos clave que garantizan la transparencia, la toma de decisiones y el cumplimiento normativo.&#13;Además, se destacan los informes de operación, junto con sus características y estructura, enfatizando la claridad y objetividad para comunicar el desempeño de la operación y facilitar la mejora continua.&#13;"/>
             <wp:cNvGraphicFramePr>
               <a:graphicFrameLocks xmlns:a="http://schemas.openxmlformats.org/drawingml/2006/main" noChangeAspect="1"/>
             </wp:cNvGraphicFramePr>
@@ -7502,7 +7560,7 @@
               <a:graphicData uri="http://schemas.openxmlformats.org/drawingml/2006/picture">
                 <pic:pic xmlns:pic="http://schemas.openxmlformats.org/drawingml/2006/picture">
                   <pic:nvPicPr>
-                    <pic:cNvPr id="1146545689" name="Gráfico 5" descr="El diagrama de flujo describe el componente formativo “Supervisión de la operación de transporte”, teniendo en cuenta aspectos como el monitoreo, el rastreo, las contingencias aplicadas, el reporte del sistema de trazabilidad y el informe de operación. "/>
+                    <pic:cNvPr id="1146545689" name="Gráfico 5" descr="El componente formativo “Supervisión de la operación de transporte” ofrece una aproximación integral a los conocimientos fundamentales sobre el control logístico y la gestión de la trazabilidad. Este módulo analiza detalladamente el monitoreo y el rastreo, resaltando su importancia en cuanto a la visibilidad de los procesos, y se desglosan sus conceptos, clases, herramientas y procedimientos.&#13;Asimismo, se estudian las contingencias aplicadas, lo que permite comprender los tipos de riesgos, los planes de respuesta, los criterios de evaluación y los protocolos que deben activarse en situaciones imprevistas. La propuesta profundiza en los reportes del sistema de trazabilidad, así como en los elementos clave que garantizan la transparencia, la toma de decisiones y el cumplimiento normativo.&#13;Además, se destacan los informes de operación, junto con sus características y estructura, enfatizando la claridad y objetividad para comunicar el desempeño de la operación y facilitar la mejora continua.&#13;"/>
                     <pic:cNvPicPr/>
                   </pic:nvPicPr>
                   <pic:blipFill>
@@ -7537,7 +7595,7 @@
       <w:pPr>
         <w:pStyle w:val="Titulosgenerales"/>
       </w:pPr>
-      <w:bookmarkStart w:id="24" w:name="_Toc210902781"/>
+      <w:bookmarkStart w:id="24" w:name="_Toc211936442"/>
       <w:r>
         <w:lastRenderedPageBreak/>
         <w:t>Glosario</w:t>
@@ -7973,7 +8031,7 @@
       <w:pPr>
         <w:pStyle w:val="Titulosgenerales"/>
       </w:pPr>
-      <w:bookmarkStart w:id="25" w:name="_Toc210902782"/>
+      <w:bookmarkStart w:id="25" w:name="_Toc211936443"/>
       <w:r>
         <w:lastRenderedPageBreak/>
         <w:t>Material complementario</w:t>
@@ -8486,7 +8544,7 @@
       <w:pPr>
         <w:pStyle w:val="Titulosgenerales"/>
       </w:pPr>
-      <w:bookmarkStart w:id="26" w:name="_Toc210902783"/>
+      <w:bookmarkStart w:id="26" w:name="_Toc211936444"/>
       <w:r>
         <w:lastRenderedPageBreak/>
         <w:t>Referencias bibliográficas</w:t>
@@ -8745,7 +8803,7 @@
       <w:pPr>
         <w:pStyle w:val="Titulosgenerales"/>
       </w:pPr>
-      <w:bookmarkStart w:id="27" w:name="_Toc210902784"/>
+      <w:bookmarkStart w:id="27" w:name="_Toc211936445"/>
       <w:r>
         <w:lastRenderedPageBreak/>
         <w:t>C</w:t>
@@ -8763,9 +8821,9 @@
         <w:tblLook w:val="04A0" w:firstRow="1" w:lastRow="0" w:firstColumn="1" w:lastColumn="0" w:noHBand="0" w:noVBand="1"/>
       </w:tblPr>
       <w:tblGrid>
-        <w:gridCol w:w="2830"/>
+        <w:gridCol w:w="3114"/>
+        <w:gridCol w:w="3685"/>
         <w:gridCol w:w="3261"/>
-        <w:gridCol w:w="3969"/>
       </w:tblGrid>
       <w:tr>
         <w:trPr>
@@ -8775,7 +8833,7 @@
         </w:trPr>
         <w:tc>
           <w:tcPr>
-            <w:tcW w:w="2830" w:type="dxa"/>
+            <w:tcW w:w="3114" w:type="dxa"/>
           </w:tcPr>
           <w:p>
             <w:pPr>
@@ -8796,7 +8854,7 @@
         </w:tc>
         <w:tc>
           <w:tcPr>
-            <w:tcW w:w="3261" w:type="dxa"/>
+            <w:tcW w:w="3685" w:type="dxa"/>
           </w:tcPr>
           <w:p>
             <w:pPr>
@@ -8817,7 +8875,7 @@
         </w:tc>
         <w:tc>
           <w:tcPr>
-            <w:tcW w:w="3969" w:type="dxa"/>
+            <w:tcW w:w="3261" w:type="dxa"/>
           </w:tcPr>
           <w:p>
             <w:pPr>
@@ -8850,7 +8908,7 @@
         </w:trPr>
         <w:tc>
           <w:tcPr>
-            <w:tcW w:w="2830" w:type="dxa"/>
+            <w:tcW w:w="3114" w:type="dxa"/>
           </w:tcPr>
           <w:p>
             <w:pPr>
@@ -8868,6 +8926,29 @@
                 <w:szCs w:val="28"/>
               </w:rPr>
               <w:t>Milady Tatiana Villamil Castellanos</w:t>
+            </w:r>
+          </w:p>
+        </w:tc>
+        <w:tc>
+          <w:tcPr>
+            <w:tcW w:w="3685" w:type="dxa"/>
+          </w:tcPr>
+          <w:p>
+            <w:pPr>
+              <w:pStyle w:val="TextoTablas"/>
+              <w:rPr>
+                <w:rFonts w:cs="Calibri"/>
+                <w:sz w:val="28"/>
+                <w:szCs w:val="28"/>
+              </w:rPr>
+            </w:pPr>
+            <w:r>
+              <w:rPr>
+                <w:rFonts w:cs="Calibri"/>
+                <w:sz w:val="28"/>
+                <w:szCs w:val="28"/>
+              </w:rPr>
+              <w:t>Responsable del Ecosistema de Recursos Educativos Digitales (RED)</w:t>
             </w:r>
           </w:p>
         </w:tc>
@@ -8890,29 +8971,6 @@
                 <w:sz w:val="28"/>
                 <w:szCs w:val="28"/>
               </w:rPr>
-              <w:t>Responsable del Ecosistema de Recursos Educativos Digitales (RED)</w:t>
-            </w:r>
-          </w:p>
-        </w:tc>
-        <w:tc>
-          <w:tcPr>
-            <w:tcW w:w="3969" w:type="dxa"/>
-          </w:tcPr>
-          <w:p>
-            <w:pPr>
-              <w:pStyle w:val="TextoTablas"/>
-              <w:rPr>
-                <w:rFonts w:cs="Calibri"/>
-                <w:sz w:val="28"/>
-                <w:szCs w:val="28"/>
-              </w:rPr>
-            </w:pPr>
-            <w:r>
-              <w:rPr>
-                <w:rFonts w:cs="Calibri"/>
-                <w:sz w:val="28"/>
-                <w:szCs w:val="28"/>
-              </w:rPr>
               <w:t xml:space="preserve">Dirección </w:t>
             </w:r>
             <w:r>
@@ -8937,7 +8995,7 @@
       <w:tr>
         <w:tc>
           <w:tcPr>
-            <w:tcW w:w="2830" w:type="dxa"/>
+            <w:tcW w:w="3114" w:type="dxa"/>
           </w:tcPr>
           <w:p>
             <w:pPr>
@@ -8960,7 +9018,7 @@
         </w:tc>
         <w:tc>
           <w:tcPr>
-            <w:tcW w:w="3261" w:type="dxa"/>
+            <w:tcW w:w="3685" w:type="dxa"/>
           </w:tcPr>
           <w:p>
             <w:pPr>
@@ -9015,7 +9073,7 @@
         </w:tc>
         <w:tc>
           <w:tcPr>
-            <w:tcW w:w="3969" w:type="dxa"/>
+            <w:tcW w:w="3261" w:type="dxa"/>
           </w:tcPr>
           <w:p>
             <w:pPr>
@@ -9059,7 +9117,7 @@
         </w:trPr>
         <w:tc>
           <w:tcPr>
-            <w:tcW w:w="2830" w:type="dxa"/>
+            <w:tcW w:w="3114" w:type="dxa"/>
           </w:tcPr>
           <w:p>
             <w:pPr>
@@ -9076,6 +9134,49 @@
                 <w:szCs w:val="28"/>
               </w:rPr>
               <w:t>Yasmin Andreina Maldonado Escobar</w:t>
+            </w:r>
+          </w:p>
+        </w:tc>
+        <w:tc>
+          <w:tcPr>
+            <w:tcW w:w="3685" w:type="dxa"/>
+          </w:tcPr>
+          <w:p>
+            <w:pPr>
+              <w:pStyle w:val="TextoTablas"/>
+              <w:rPr>
+                <w:rFonts w:cs="Calibri"/>
+                <w:sz w:val="28"/>
+                <w:szCs w:val="28"/>
+              </w:rPr>
+            </w:pPr>
+            <w:r>
+              <w:rPr>
+                <w:sz w:val="28"/>
+                <w:szCs w:val="28"/>
+              </w:rPr>
+              <w:t>Expert</w:t>
+            </w:r>
+            <w:r>
+              <w:rPr>
+                <w:sz w:val="28"/>
+                <w:szCs w:val="28"/>
+              </w:rPr>
+              <w:t>a</w:t>
+            </w:r>
+            <w:r>
+              <w:rPr>
+                <w:sz w:val="28"/>
+                <w:szCs w:val="28"/>
+              </w:rPr>
+              <w:t xml:space="preserve"> temátic</w:t>
+            </w:r>
+            <w:r>
+              <w:rPr>
+                <w:sz w:val="28"/>
+                <w:szCs w:val="28"/>
+              </w:rPr>
+              <w:t>a</w:t>
             </w:r>
           </w:p>
         </w:tc>
@@ -9094,49 +9195,6 @@
             </w:pPr>
             <w:r>
               <w:rPr>
-                <w:sz w:val="28"/>
-                <w:szCs w:val="28"/>
-              </w:rPr>
-              <w:t>Expert</w:t>
-            </w:r>
-            <w:r>
-              <w:rPr>
-                <w:sz w:val="28"/>
-                <w:szCs w:val="28"/>
-              </w:rPr>
-              <w:t>a</w:t>
-            </w:r>
-            <w:r>
-              <w:rPr>
-                <w:sz w:val="28"/>
-                <w:szCs w:val="28"/>
-              </w:rPr>
-              <w:t xml:space="preserve"> temátic</w:t>
-            </w:r>
-            <w:r>
-              <w:rPr>
-                <w:sz w:val="28"/>
-                <w:szCs w:val="28"/>
-              </w:rPr>
-              <w:t>a</w:t>
-            </w:r>
-          </w:p>
-        </w:tc>
-        <w:tc>
-          <w:tcPr>
-            <w:tcW w:w="3969" w:type="dxa"/>
-          </w:tcPr>
-          <w:p>
-            <w:pPr>
-              <w:pStyle w:val="TextoTablas"/>
-              <w:rPr>
-                <w:rFonts w:cs="Calibri"/>
-                <w:sz w:val="28"/>
-                <w:szCs w:val="28"/>
-              </w:rPr>
-            </w:pPr>
-            <w:r>
-              <w:rPr>
                 <w:rFonts w:cs="Calibri"/>
                 <w:sz w:val="28"/>
                 <w:szCs w:val="28"/>
@@ -9149,7 +9207,7 @@
       <w:tr>
         <w:tc>
           <w:tcPr>
-            <w:tcW w:w="2830" w:type="dxa"/>
+            <w:tcW w:w="3114" w:type="dxa"/>
           </w:tcPr>
           <w:p>
             <w:pPr>
@@ -9170,7 +9228,7 @@
         </w:tc>
         <w:tc>
           <w:tcPr>
-            <w:tcW w:w="3261" w:type="dxa"/>
+            <w:tcW w:w="3685" w:type="dxa"/>
           </w:tcPr>
           <w:p>
             <w:pPr>
@@ -9205,7 +9263,7 @@
         </w:tc>
         <w:tc>
           <w:tcPr>
-            <w:tcW w:w="3969" w:type="dxa"/>
+            <w:tcW w:w="3261" w:type="dxa"/>
           </w:tcPr>
           <w:p>
             <w:pPr>
@@ -9231,7 +9289,7 @@
         </w:trPr>
         <w:tc>
           <w:tcPr>
-            <w:tcW w:w="2830" w:type="dxa"/>
+            <w:tcW w:w="3114" w:type="dxa"/>
           </w:tcPr>
           <w:p>
             <w:pPr>
@@ -9248,6 +9306,36 @@
                 <w:szCs w:val="28"/>
               </w:rPr>
               <w:t>Carmen Alicia Martínez Torres</w:t>
+            </w:r>
+          </w:p>
+        </w:tc>
+        <w:tc>
+          <w:tcPr>
+            <w:tcW w:w="3685" w:type="dxa"/>
+          </w:tcPr>
+          <w:p>
+            <w:pPr>
+              <w:pStyle w:val="TextoTablas"/>
+              <w:rPr>
+                <w:rFonts w:cs="Calibri"/>
+                <w:sz w:val="28"/>
+                <w:szCs w:val="28"/>
+              </w:rPr>
+            </w:pPr>
+            <w:r>
+              <w:rPr>
+                <w:sz w:val="28"/>
+                <w:szCs w:val="28"/>
+              </w:rPr>
+              <w:t xml:space="preserve">Diseñador </w:t>
+            </w:r>
+            <w:r>
+              <w:rPr>
+                <w:rStyle w:val="Extranjerismo"/>
+                <w:sz w:val="28"/>
+                <w:szCs w:val="28"/>
+              </w:rPr>
+              <w:t xml:space="preserve">web </w:t>
             </w:r>
           </w:p>
         </w:tc>
@@ -9269,36 +9357,6 @@
                 <w:sz w:val="28"/>
                 <w:szCs w:val="28"/>
               </w:rPr>
-              <w:t xml:space="preserve">Diseñador </w:t>
-            </w:r>
-            <w:r>
-              <w:rPr>
-                <w:rStyle w:val="Extranjerismo"/>
-                <w:sz w:val="28"/>
-                <w:szCs w:val="28"/>
-              </w:rPr>
-              <w:t xml:space="preserve">web </w:t>
-            </w:r>
-          </w:p>
-        </w:tc>
-        <w:tc>
-          <w:tcPr>
-            <w:tcW w:w="3969" w:type="dxa"/>
-          </w:tcPr>
-          <w:p>
-            <w:pPr>
-              <w:pStyle w:val="TextoTablas"/>
-              <w:rPr>
-                <w:rFonts w:cs="Calibri"/>
-                <w:sz w:val="28"/>
-                <w:szCs w:val="28"/>
-              </w:rPr>
-            </w:pPr>
-            <w:r>
-              <w:rPr>
-                <w:sz w:val="28"/>
-                <w:szCs w:val="28"/>
-              </w:rPr>
               <w:t>Centro de Comercio y Servicios -Regional Atlántico</w:t>
             </w:r>
           </w:p>
@@ -9307,7 +9365,7 @@
       <w:tr>
         <w:tc>
           <w:tcPr>
-            <w:tcW w:w="2830" w:type="dxa"/>
+            <w:tcW w:w="3114" w:type="dxa"/>
           </w:tcPr>
           <w:p>
             <w:pPr>
@@ -9329,7 +9387,7 @@
         </w:tc>
         <w:tc>
           <w:tcPr>
-            <w:tcW w:w="3261" w:type="dxa"/>
+            <w:tcW w:w="3685" w:type="dxa"/>
           </w:tcPr>
           <w:p>
             <w:pPr>
@@ -9354,20 +9412,12 @@
                 <w:szCs w:val="28"/>
               </w:rPr>
               <w:t>full stack</w:t>
-            </w:r>
-            <w:r>
-              <w:rPr>
-                <w:rStyle w:val="Extranjerismo"/>
-                <w:sz w:val="28"/>
-                <w:szCs w:val="28"/>
-              </w:rPr>
-              <w:t xml:space="preserve"> junior</w:t>
             </w:r>
           </w:p>
         </w:tc>
         <w:tc>
           <w:tcPr>
-            <w:tcW w:w="3969" w:type="dxa"/>
+            <w:tcW w:w="3261" w:type="dxa"/>
           </w:tcPr>
           <w:p>
             <w:pPr>
@@ -9395,7 +9445,7 @@
         </w:trPr>
         <w:tc>
           <w:tcPr>
-            <w:tcW w:w="2830" w:type="dxa"/>
+            <w:tcW w:w="3114" w:type="dxa"/>
           </w:tcPr>
           <w:p>
             <w:pPr>
@@ -9429,6 +9479,29 @@
                 <w:szCs w:val="28"/>
               </w:rPr>
               <w:t>Briceño</w:t>
+            </w:r>
+          </w:p>
+        </w:tc>
+        <w:tc>
+          <w:tcPr>
+            <w:tcW w:w="3685" w:type="dxa"/>
+          </w:tcPr>
+          <w:p>
+            <w:pPr>
+              <w:pStyle w:val="TextoTablas"/>
+              <w:rPr>
+                <w:rFonts w:cs="Calibri"/>
+                <w:sz w:val="28"/>
+                <w:szCs w:val="28"/>
+              </w:rPr>
+            </w:pPr>
+            <w:r>
+              <w:rPr>
+                <w:rFonts w:cs="Calibri"/>
+                <w:sz w:val="28"/>
+                <w:szCs w:val="28"/>
+              </w:rPr>
+              <w:t>Animador y productor audiovisual</w:t>
             </w:r>
           </w:p>
         </w:tc>
@@ -9451,29 +9524,6 @@
                 <w:sz w:val="28"/>
                 <w:szCs w:val="28"/>
               </w:rPr>
-              <w:t>Animador y productor audiovisual</w:t>
-            </w:r>
-          </w:p>
-        </w:tc>
-        <w:tc>
-          <w:tcPr>
-            <w:tcW w:w="3969" w:type="dxa"/>
-          </w:tcPr>
-          <w:p>
-            <w:pPr>
-              <w:pStyle w:val="TextoTablas"/>
-              <w:rPr>
-                <w:rFonts w:cs="Calibri"/>
-                <w:sz w:val="28"/>
-                <w:szCs w:val="28"/>
-              </w:rPr>
-            </w:pPr>
-            <w:r>
-              <w:rPr>
-                <w:rFonts w:cs="Calibri"/>
-                <w:sz w:val="28"/>
-                <w:szCs w:val="28"/>
-              </w:rPr>
               <w:t>Centro de Comercio y Servicios - Regional Atlántico</w:t>
             </w:r>
           </w:p>
@@ -9482,7 +9532,7 @@
       <w:tr>
         <w:tc>
           <w:tcPr>
-            <w:tcW w:w="2830" w:type="dxa"/>
+            <w:tcW w:w="3114" w:type="dxa"/>
           </w:tcPr>
           <w:p>
             <w:pPr>
@@ -9505,7 +9555,7 @@
         </w:tc>
         <w:tc>
           <w:tcPr>
-            <w:tcW w:w="3261" w:type="dxa"/>
+            <w:tcW w:w="3685" w:type="dxa"/>
           </w:tcPr>
           <w:p>
             <w:pPr>
@@ -9544,7 +9594,7 @@
         </w:tc>
         <w:tc>
           <w:tcPr>
-            <w:tcW w:w="3969" w:type="dxa"/>
+            <w:tcW w:w="3261" w:type="dxa"/>
           </w:tcPr>
           <w:p>
             <w:pPr>
@@ -9572,7 +9622,7 @@
         </w:trPr>
         <w:tc>
           <w:tcPr>
-            <w:tcW w:w="2830" w:type="dxa"/>
+            <w:tcW w:w="3114" w:type="dxa"/>
           </w:tcPr>
           <w:p>
             <w:pPr>
@@ -9589,7 +9639,47 @@
                 <w:sz w:val="28"/>
                 <w:szCs w:val="28"/>
               </w:rPr>
+              <w:lastRenderedPageBreak/>
               <w:t>Luz Karime Amaya Cabra</w:t>
+            </w:r>
+          </w:p>
+        </w:tc>
+        <w:tc>
+          <w:tcPr>
+            <w:tcW w:w="3685" w:type="dxa"/>
+          </w:tcPr>
+          <w:p>
+            <w:pPr>
+              <w:pStyle w:val="TextoTablas"/>
+              <w:rPr>
+                <w:rFonts w:cs="Calibri"/>
+                <w:sz w:val="28"/>
+                <w:szCs w:val="28"/>
+              </w:rPr>
+            </w:pPr>
+            <w:r>
+              <w:rPr>
+                <w:rFonts w:cs="Calibri"/>
+                <w:sz w:val="28"/>
+                <w:szCs w:val="28"/>
+              </w:rPr>
+              <w:t xml:space="preserve">Evaluador </w:t>
+            </w:r>
+            <w:r>
+              <w:rPr>
+                <w:rFonts w:cs="Calibri"/>
+                <w:sz w:val="28"/>
+                <w:szCs w:val="28"/>
+              </w:rPr>
+              <w:t>de</w:t>
+            </w:r>
+            <w:r>
+              <w:rPr>
+                <w:rFonts w:cs="Calibri"/>
+                <w:sz w:val="28"/>
+                <w:szCs w:val="28"/>
+              </w:rPr>
+              <w:t xml:space="preserve"> contenidos inclusivos y accesibles</w:t>
             </w:r>
           </w:p>
         </w:tc>
@@ -9612,45 +9702,6 @@
                 <w:sz w:val="28"/>
                 <w:szCs w:val="28"/>
               </w:rPr>
-              <w:t xml:space="preserve">Evaluador </w:t>
-            </w:r>
-            <w:r>
-              <w:rPr>
-                <w:rFonts w:cs="Calibri"/>
-                <w:sz w:val="28"/>
-                <w:szCs w:val="28"/>
-              </w:rPr>
-              <w:t>de</w:t>
-            </w:r>
-            <w:r>
-              <w:rPr>
-                <w:rFonts w:cs="Calibri"/>
-                <w:sz w:val="28"/>
-                <w:szCs w:val="28"/>
-              </w:rPr>
-              <w:t xml:space="preserve"> contenidos inclusivos y accesibles</w:t>
-            </w:r>
-          </w:p>
-        </w:tc>
-        <w:tc>
-          <w:tcPr>
-            <w:tcW w:w="3969" w:type="dxa"/>
-          </w:tcPr>
-          <w:p>
-            <w:pPr>
-              <w:pStyle w:val="TextoTablas"/>
-              <w:rPr>
-                <w:rFonts w:cs="Calibri"/>
-                <w:sz w:val="28"/>
-                <w:szCs w:val="28"/>
-              </w:rPr>
-            </w:pPr>
-            <w:r>
-              <w:rPr>
-                <w:rFonts w:cs="Calibri"/>
-                <w:sz w:val="28"/>
-                <w:szCs w:val="28"/>
-              </w:rPr>
               <w:t>Centro de Comercio y Servicios - Regional Atlántico</w:t>
             </w:r>
           </w:p>
@@ -9659,7 +9710,7 @@
       <w:tr>
         <w:tc>
           <w:tcPr>
-            <w:tcW w:w="2830" w:type="dxa"/>
+            <w:tcW w:w="3114" w:type="dxa"/>
           </w:tcPr>
           <w:p>
             <w:pPr>
@@ -9682,7 +9733,7 @@
         </w:tc>
         <w:tc>
           <w:tcPr>
-            <w:tcW w:w="3261" w:type="dxa"/>
+            <w:tcW w:w="3685" w:type="dxa"/>
           </w:tcPr>
           <w:p>
             <w:pPr>
@@ -9705,7 +9756,7 @@
         </w:tc>
         <w:tc>
           <w:tcPr>
-            <w:tcW w:w="3969" w:type="dxa"/>
+            <w:tcW w:w="3261" w:type="dxa"/>
           </w:tcPr>
           <w:p>
             <w:pPr>
@@ -9733,7 +9784,7 @@
         </w:trPr>
         <w:tc>
           <w:tcPr>
-            <w:tcW w:w="2830" w:type="dxa"/>
+            <w:tcW w:w="3114" w:type="dxa"/>
           </w:tcPr>
           <w:p>
             <w:pPr>
@@ -9772,7 +9823,7 @@
         </w:tc>
         <w:tc>
           <w:tcPr>
-            <w:tcW w:w="3261" w:type="dxa"/>
+            <w:tcW w:w="3685" w:type="dxa"/>
           </w:tcPr>
           <w:p>
             <w:pPr>
@@ -9795,7 +9846,7 @@
         </w:tc>
         <w:tc>
           <w:tcPr>
-            <w:tcW w:w="3969" w:type="dxa"/>
+            <w:tcW w:w="3261" w:type="dxa"/>
           </w:tcPr>
           <w:p>
             <w:pPr>
@@ -42305,54 +42356,42 @@
 </file>
 
 <file path=customXml/item1.xml><?xml version="1.0" encoding="utf-8"?>
-<b:Sources xmlns:b="http://schemas.openxmlformats.org/officeDocument/2006/bibliography" xmlns="http://schemas.openxmlformats.org/officeDocument/2006/bibliography" SelectedStyle="\APASixthEditionOfficeOnline.xsl" StyleName="APA" Version="6"/>
-</file>
-
-<file path=customXml/item2.xml><?xml version="1.0" encoding="utf-8"?>
 <p:properties xmlns:p="http://schemas.microsoft.com/office/2006/metadata/properties" xmlns:xsi="http://www.w3.org/2001/XMLSchema-instance" xmlns:pc="http://schemas.microsoft.com/office/infopath/2007/PartnerControls">
   <documentManagement>
-    <TaxCatchAll xmlns="cb45339b-ced9-4d0d-8f64-77573914d53b" xsi:nil="true"/>
-    <lcf76f155ced4ddcb4097134ff3c332f xmlns="43a3ca16-9c26-4813-b83f-4aec9927b43f">
+    <TaxCatchAll xmlns="adccf511-daff-4bcb-9072-914cedbf4c7e" xsi:nil="true"/>
+    <lcf76f155ced4ddcb4097134ff3c332f xmlns="a70d3c18-0869-45a1-9f75-4b4b8f0f32be">
       <Terms xmlns="http://schemas.microsoft.com/office/infopath/2007/PartnerControls"/>
     </lcf76f155ced4ddcb4097134ff3c332f>
   </documentManagement>
 </p:properties>
 </file>
 
-<file path=customXml/item3.xml><?xml version="1.0" encoding="utf-8"?>
-<?mso-contentType ?>
-<FormTemplates xmlns="http://schemas.microsoft.com/sharepoint/v3/contenttype/forms">
-  <Display>DocumentLibraryForm</Display>
-  <Edit>DocumentLibraryForm</Edit>
-  <New>DocumentLibraryForm</New>
-</FormTemplates>
+<file path=customXml/item2.xml><?xml version="1.0" encoding="utf-8"?>
+<b:Sources xmlns:b="http://schemas.openxmlformats.org/officeDocument/2006/bibliography" xmlns="http://schemas.openxmlformats.org/officeDocument/2006/bibliography" SelectedStyle="\APASixthEditionOfficeOnline.xsl" StyleName="APA" Version="6"/>
 </file>
 
-<file path=customXml/item4.xml><?xml version="1.0" encoding="utf-8"?>
-<ct:contentTypeSchema xmlns:ct="http://schemas.microsoft.com/office/2006/metadata/contentType" xmlns:ma="http://schemas.microsoft.com/office/2006/metadata/properties/metaAttributes" ct:_="" ma:_="" ma:contentTypeName="Documento" ma:contentTypeID="0x01010049282E1EDBE9234EA9E6D38F720E265F" ma:contentTypeVersion="15" ma:contentTypeDescription="Crear nuevo documento." ma:contentTypeScope="" ma:versionID="b31c7aa9eaf043a08b87120b3c4916e3">
-  <xsd:schema xmlns:xsd="http://www.w3.org/2001/XMLSchema" xmlns:xs="http://www.w3.org/2001/XMLSchema" xmlns:p="http://schemas.microsoft.com/office/2006/metadata/properties" xmlns:ns2="cb45339b-ced9-4d0d-8f64-77573914d53b" xmlns:ns3="43a3ca16-9c26-4813-b83f-4aec9927b43f" targetNamespace="http://schemas.microsoft.com/office/2006/metadata/properties" ma:root="true" ma:fieldsID="3533d065b04d75c457075bc55f1f5315" ns2:_="" ns3:_="">
-    <xsd:import namespace="cb45339b-ced9-4d0d-8f64-77573914d53b"/>
-    <xsd:import namespace="43a3ca16-9c26-4813-b83f-4aec9927b43f"/>
+<file path=customXml/item3.xml><?xml version="1.0" encoding="utf-8"?>
+<ct:contentTypeSchema xmlns:ct="http://schemas.microsoft.com/office/2006/metadata/contentType" xmlns:ma="http://schemas.microsoft.com/office/2006/metadata/properties/metaAttributes" ct:_="" ma:_="" ma:contentTypeName="Documento" ma:contentTypeID="0x010100FC2B1768DD5A774EB396CCAB0DE361C1" ma:contentTypeVersion="12" ma:contentTypeDescription="Crear nuevo documento." ma:contentTypeScope="" ma:versionID="73bbb3c317121ea3087ce0564dba81cf">
+  <xsd:schema xmlns:xsd="http://www.w3.org/2001/XMLSchema" xmlns:xs="http://www.w3.org/2001/XMLSchema" xmlns:p="http://schemas.microsoft.com/office/2006/metadata/properties" xmlns:ns2="a70d3c18-0869-45a1-9f75-4b4b8f0f32be" xmlns:ns3="adccf511-daff-4bcb-9072-914cedbf4c7e" targetNamespace="http://schemas.microsoft.com/office/2006/metadata/properties" ma:root="true" ma:fieldsID="89b5199a66abea40ca7ec6b263fc5e35" ns2:_="" ns3:_="">
+    <xsd:import namespace="a70d3c18-0869-45a1-9f75-4b4b8f0f32be"/>
+    <xsd:import namespace="adccf511-daff-4bcb-9072-914cedbf4c7e"/>
     <xsd:element name="properties">
       <xsd:complexType>
         <xsd:sequence>
           <xsd:element name="documentManagement">
             <xsd:complexType>
               <xsd:all>
-                <xsd:element ref="ns2:SharedWithUsers" minOccurs="0"/>
-                <xsd:element ref="ns2:SharedWithDetails" minOccurs="0"/>
-                <xsd:element ref="ns3:MediaServiceMetadata" minOccurs="0"/>
-                <xsd:element ref="ns3:MediaServiceFastMetadata" minOccurs="0"/>
-                <xsd:element ref="ns3:MediaServiceDateTaken" minOccurs="0"/>
-                <xsd:element ref="ns3:MediaServiceObjectDetectorVersions" minOccurs="0"/>
-                <xsd:element ref="ns3:MediaLengthInSeconds" minOccurs="0"/>
-                <xsd:element ref="ns3:MediaServiceLocation" minOccurs="0"/>
-                <xsd:element ref="ns3:MediaServiceGenerationTime" minOccurs="0"/>
-                <xsd:element ref="ns3:MediaServiceEventHashCode" minOccurs="0"/>
-                <xsd:element ref="ns3:lcf76f155ced4ddcb4097134ff3c332f" minOccurs="0"/>
-                <xsd:element ref="ns2:TaxCatchAll" minOccurs="0"/>
-                <xsd:element ref="ns3:MediaServiceOCR" minOccurs="0"/>
-                <xsd:element ref="ns3:MediaServiceSearchProperties" minOccurs="0"/>
+                <xsd:element ref="ns2:MediaServiceMetadata" minOccurs="0"/>
+                <xsd:element ref="ns2:MediaServiceFastMetadata" minOccurs="0"/>
+                <xsd:element ref="ns2:MediaServiceSearchProperties" minOccurs="0"/>
+                <xsd:element ref="ns2:MediaServiceDateTaken" minOccurs="0"/>
+                <xsd:element ref="ns2:MediaServiceGenerationTime" minOccurs="0"/>
+                <xsd:element ref="ns2:MediaServiceEventHashCode" minOccurs="0"/>
+                <xsd:element ref="ns2:MediaLengthInSeconds" minOccurs="0"/>
+                <xsd:element ref="ns2:lcf76f155ced4ddcb4097134ff3c332f" minOccurs="0"/>
+                <xsd:element ref="ns3:TaxCatchAll" minOccurs="0"/>
+                <xsd:element ref="ns2:MediaServiceOCR" minOccurs="0"/>
+                <xsd:element ref="ns2:MediaServiceBillingMetadata" minOccurs="0"/>
               </xsd:all>
             </xsd:complexType>
           </xsd:element>
@@ -42360,36 +42399,68 @@
       </xsd:complexType>
     </xsd:element>
   </xsd:schema>
-  <xsd:schema xmlns:xsd="http://www.w3.org/2001/XMLSchema" xmlns:xs="http://www.w3.org/2001/XMLSchema" xmlns:dms="http://schemas.microsoft.com/office/2006/documentManagement/types" xmlns:pc="http://schemas.microsoft.com/office/infopath/2007/PartnerControls" targetNamespace="cb45339b-ced9-4d0d-8f64-77573914d53b" elementFormDefault="qualified">
+  <xsd:schema xmlns:xsd="http://www.w3.org/2001/XMLSchema" xmlns:xs="http://www.w3.org/2001/XMLSchema" xmlns:dms="http://schemas.microsoft.com/office/2006/documentManagement/types" xmlns:pc="http://schemas.microsoft.com/office/infopath/2007/PartnerControls" targetNamespace="a70d3c18-0869-45a1-9f75-4b4b8f0f32be" elementFormDefault="qualified">
     <xsd:import namespace="http://schemas.microsoft.com/office/2006/documentManagement/types"/>
     <xsd:import namespace="http://schemas.microsoft.com/office/infopath/2007/PartnerControls"/>
-    <xsd:element name="SharedWithUsers" ma:index="8" nillable="true" ma:displayName="Compartido con" ma:internalName="SharedWithUsers" ma:readOnly="true">
+    <xsd:element name="MediaServiceMetadata" ma:index="8" nillable="true" ma:displayName="MediaServiceMetadata" ma:hidden="true" ma:internalName="MediaServiceMetadata" ma:readOnly="true">
+      <xsd:simpleType>
+        <xsd:restriction base="dms:Note"/>
+      </xsd:simpleType>
+    </xsd:element>
+    <xsd:element name="MediaServiceFastMetadata" ma:index="9" nillable="true" ma:displayName="MediaServiceFastMetadata" ma:hidden="true" ma:internalName="MediaServiceFastMetadata" ma:readOnly="true">
+      <xsd:simpleType>
+        <xsd:restriction base="dms:Note"/>
+      </xsd:simpleType>
+    </xsd:element>
+    <xsd:element name="MediaServiceSearchProperties" ma:index="10" nillable="true" ma:displayName="MediaServiceSearchProperties" ma:hidden="true" ma:internalName="MediaServiceSearchProperties" ma:readOnly="true">
+      <xsd:simpleType>
+        <xsd:restriction base="dms:Note"/>
+      </xsd:simpleType>
+    </xsd:element>
+    <xsd:element name="MediaServiceDateTaken" ma:index="11" nillable="true" ma:displayName="MediaServiceDateTaken" ma:hidden="true" ma:indexed="true" ma:internalName="MediaServiceDateTaken" ma:readOnly="true">
+      <xsd:simpleType>
+        <xsd:restriction base="dms:Text"/>
+      </xsd:simpleType>
+    </xsd:element>
+    <xsd:element name="MediaServiceGenerationTime" ma:index="12" nillable="true" ma:displayName="MediaServiceGenerationTime" ma:hidden="true" ma:internalName="MediaServiceGenerationTime" ma:readOnly="true">
+      <xsd:simpleType>
+        <xsd:restriction base="dms:Text"/>
+      </xsd:simpleType>
+    </xsd:element>
+    <xsd:element name="MediaServiceEventHashCode" ma:index="13" nillable="true" ma:displayName="MediaServiceEventHashCode" ma:hidden="true" ma:internalName="MediaServiceEventHashCode" ma:readOnly="true">
+      <xsd:simpleType>
+        <xsd:restriction base="dms:Text"/>
+      </xsd:simpleType>
+    </xsd:element>
+    <xsd:element name="MediaLengthInSeconds" ma:index="14" nillable="true" ma:displayName="MediaLengthInSeconds" ma:hidden="true" ma:internalName="MediaLengthInSeconds" ma:readOnly="true">
+      <xsd:simpleType>
+        <xsd:restriction base="dms:Unknown"/>
+      </xsd:simpleType>
+    </xsd:element>
+    <xsd:element name="lcf76f155ced4ddcb4097134ff3c332f" ma:index="16" nillable="true" ma:taxonomy="true" ma:internalName="lcf76f155ced4ddcb4097134ff3c332f" ma:taxonomyFieldName="MediaServiceImageTags" ma:displayName="Etiquetas de imagen" ma:readOnly="false" ma:fieldId="{5cf76f15-5ced-4ddc-b409-7134ff3c332f}" ma:taxonomyMulti="true" ma:sspId="d33c8c81-5745-4931-bcc4-c2aeafe86780" ma:termSetId="09814cd3-568e-fe90-9814-8d621ff8fb84" ma:anchorId="fba54fb3-c3e1-fe81-a776-ca4b69148c4d" ma:open="true" ma:isKeyword="false">
       <xsd:complexType>
-        <xsd:complexContent>
-          <xsd:extension base="dms:UserMulti">
-            <xsd:sequence>
-              <xsd:element name="UserInfo" minOccurs="0" maxOccurs="unbounded">
-                <xsd:complexType>
-                  <xsd:sequence>
-                    <xsd:element name="DisplayName" type="xsd:string" minOccurs="0"/>
-                    <xsd:element name="AccountId" type="dms:UserId" minOccurs="0" nillable="true"/>
-                    <xsd:element name="AccountType" type="xsd:string" minOccurs="0"/>
-                  </xsd:sequence>
-                </xsd:complexType>
-              </xsd:element>
-            </xsd:sequence>
-          </xsd:extension>
-        </xsd:complexContent>
+        <xsd:sequence>
+          <xsd:element ref="pc:Terms" minOccurs="0" maxOccurs="1"/>
+        </xsd:sequence>
       </xsd:complexType>
     </xsd:element>
-    <xsd:element name="SharedWithDetails" ma:index="9" nillable="true" ma:displayName="Detalles de uso compartido" ma:internalName="SharedWithDetails" ma:readOnly="true">
+    <xsd:element name="MediaServiceOCR" ma:index="18" nillable="true" ma:displayName="Extracted Text" ma:internalName="MediaServiceOCR" ma:readOnly="true">
       <xsd:simpleType>
         <xsd:restriction base="dms:Note">
           <xsd:maxLength value="255"/>
         </xsd:restriction>
       </xsd:simpleType>
     </xsd:element>
-    <xsd:element name="TaxCatchAll" ma:index="20" nillable="true" ma:displayName="Taxonomy Catch All Column" ma:hidden="true" ma:list="{2f40a149-578b-41a1-8845-c88bc1831770}" ma:internalName="TaxCatchAll" ma:showField="CatchAllData" ma:web="cb45339b-ced9-4d0d-8f64-77573914d53b">
+    <xsd:element name="MediaServiceBillingMetadata" ma:index="19" nillable="true" ma:displayName="MediaServiceBillingMetadata" ma:hidden="true" ma:internalName="MediaServiceBillingMetadata" ma:readOnly="true">
+      <xsd:simpleType>
+        <xsd:restriction base="dms:Note"/>
+      </xsd:simpleType>
+    </xsd:element>
+  </xsd:schema>
+  <xsd:schema xmlns:xsd="http://www.w3.org/2001/XMLSchema" xmlns:xs="http://www.w3.org/2001/XMLSchema" xmlns:dms="http://schemas.microsoft.com/office/2006/documentManagement/types" xmlns:pc="http://schemas.microsoft.com/office/infopath/2007/PartnerControls" targetNamespace="adccf511-daff-4bcb-9072-914cedbf4c7e" elementFormDefault="qualified">
+    <xsd:import namespace="http://schemas.microsoft.com/office/2006/documentManagement/types"/>
+    <xsd:import namespace="http://schemas.microsoft.com/office/infopath/2007/PartnerControls"/>
+    <xsd:element name="TaxCatchAll" ma:index="17" nillable="true" ma:displayName="Taxonomy Catch All Column" ma:hidden="true" ma:list="{d55fdbc5-1632-489d-aeea-ba6fd7407963}" ma:internalName="TaxCatchAll" ma:showField="CatchAllData" ma:web="adccf511-daff-4bcb-9072-914cedbf4c7e">
       <xsd:complexType>
         <xsd:complexContent>
           <xsd:extension base="dms:MultiChoiceLookup">
@@ -42399,69 +42470,6 @@
           </xsd:extension>
         </xsd:complexContent>
       </xsd:complexType>
-    </xsd:element>
-  </xsd:schema>
-  <xsd:schema xmlns:xsd="http://www.w3.org/2001/XMLSchema" xmlns:xs="http://www.w3.org/2001/XMLSchema" xmlns:dms="http://schemas.microsoft.com/office/2006/documentManagement/types" xmlns:pc="http://schemas.microsoft.com/office/infopath/2007/PartnerControls" targetNamespace="43a3ca16-9c26-4813-b83f-4aec9927b43f" elementFormDefault="qualified">
-    <xsd:import namespace="http://schemas.microsoft.com/office/2006/documentManagement/types"/>
-    <xsd:import namespace="http://schemas.microsoft.com/office/infopath/2007/PartnerControls"/>
-    <xsd:element name="MediaServiceMetadata" ma:index="10" nillable="true" ma:displayName="MediaServiceMetadata" ma:hidden="true" ma:internalName="MediaServiceMetadata" ma:readOnly="true">
-      <xsd:simpleType>
-        <xsd:restriction base="dms:Note"/>
-      </xsd:simpleType>
-    </xsd:element>
-    <xsd:element name="MediaServiceFastMetadata" ma:index="11" nillable="true" ma:displayName="MediaServiceFastMetadata" ma:hidden="true" ma:internalName="MediaServiceFastMetadata" ma:readOnly="true">
-      <xsd:simpleType>
-        <xsd:restriction base="dms:Note"/>
-      </xsd:simpleType>
-    </xsd:element>
-    <xsd:element name="MediaServiceDateTaken" ma:index="12" nillable="true" ma:displayName="MediaServiceDateTaken" ma:hidden="true" ma:indexed="true" ma:internalName="MediaServiceDateTaken" ma:readOnly="true">
-      <xsd:simpleType>
-        <xsd:restriction base="dms:Text"/>
-      </xsd:simpleType>
-    </xsd:element>
-    <xsd:element name="MediaServiceObjectDetectorVersions" ma:index="13" nillable="true" ma:displayName="MediaServiceObjectDetectorVersions" ma:hidden="true" ma:indexed="true" ma:internalName="MediaServiceObjectDetectorVersions" ma:readOnly="true">
-      <xsd:simpleType>
-        <xsd:restriction base="dms:Text"/>
-      </xsd:simpleType>
-    </xsd:element>
-    <xsd:element name="MediaLengthInSeconds" ma:index="14" nillable="true" ma:displayName="MediaLengthInSeconds" ma:hidden="true" ma:internalName="MediaLengthInSeconds" ma:readOnly="true">
-      <xsd:simpleType>
-        <xsd:restriction base="dms:Unknown"/>
-      </xsd:simpleType>
-    </xsd:element>
-    <xsd:element name="MediaServiceLocation" ma:index="15" nillable="true" ma:displayName="Location" ma:indexed="true" ma:internalName="MediaServiceLocation" ma:readOnly="true">
-      <xsd:simpleType>
-        <xsd:restriction base="dms:Text"/>
-      </xsd:simpleType>
-    </xsd:element>
-    <xsd:element name="MediaServiceGenerationTime" ma:index="16" nillable="true" ma:displayName="MediaServiceGenerationTime" ma:hidden="true" ma:internalName="MediaServiceGenerationTime" ma:readOnly="true">
-      <xsd:simpleType>
-        <xsd:restriction base="dms:Text"/>
-      </xsd:simpleType>
-    </xsd:element>
-    <xsd:element name="MediaServiceEventHashCode" ma:index="17" nillable="true" ma:displayName="MediaServiceEventHashCode" ma:hidden="true" ma:internalName="MediaServiceEventHashCode" ma:readOnly="true">
-      <xsd:simpleType>
-        <xsd:restriction base="dms:Text"/>
-      </xsd:simpleType>
-    </xsd:element>
-    <xsd:element name="lcf76f155ced4ddcb4097134ff3c332f" ma:index="19" nillable="true" ma:taxonomy="true" ma:internalName="lcf76f155ced4ddcb4097134ff3c332f" ma:taxonomyFieldName="MediaServiceImageTags" ma:displayName="Etiquetas de imagen" ma:readOnly="false" ma:fieldId="{5cf76f15-5ced-4ddc-b409-7134ff3c332f}" ma:taxonomyMulti="true" ma:sspId="d33c8c81-5745-4931-bcc4-c2aeafe86780" ma:termSetId="09814cd3-568e-fe90-9814-8d621ff8fb84" ma:anchorId="fba54fb3-c3e1-fe81-a776-ca4b69148c4d" ma:open="true" ma:isKeyword="false">
-      <xsd:complexType>
-        <xsd:sequence>
-          <xsd:element ref="pc:Terms" minOccurs="0" maxOccurs="1"/>
-        </xsd:sequence>
-      </xsd:complexType>
-    </xsd:element>
-    <xsd:element name="MediaServiceOCR" ma:index="21" nillable="true" ma:displayName="Extracted Text" ma:internalName="MediaServiceOCR" ma:readOnly="true">
-      <xsd:simpleType>
-        <xsd:restriction base="dms:Note">
-          <xsd:maxLength value="255"/>
-        </xsd:restriction>
-      </xsd:simpleType>
-    </xsd:element>
-    <xsd:element name="MediaServiceSearchProperties" ma:index="22" nillable="true" ma:displayName="MediaServiceSearchProperties" ma:hidden="true" ma:internalName="MediaServiceSearchProperties" ma:readOnly="true">
-      <xsd:simpleType>
-        <xsd:restriction base="dms:Note"/>
-      </xsd:simpleType>
     </xsd:element>
   </xsd:schema>
   <xsd:schema xmlns="http://schemas.openxmlformats.org/package/2006/metadata/core-properties" xmlns:xsd="http://www.w3.org/2001/XMLSchema" xmlns:xsi="http://www.w3.org/2001/XMLSchema-instance" xmlns:dc="http://purl.org/dc/elements/1.1/" xmlns:dcterms="http://purl.org/dc/terms/" xmlns:odoc="http://schemas.microsoft.com/internal/obd" targetNamespace="http://schemas.openxmlformats.org/package/2006/metadata/core-properties" elementFormDefault="qualified" attributeFormDefault="unqualified" blockDefault="#all">
@@ -42563,15 +42571,16 @@
 </ct:contentTypeSchema>
 </file>
 
-<file path=customXml/itemProps1.xml><?xml version="1.0" encoding="utf-8"?>
-<ds:datastoreItem xmlns:ds="http://schemas.openxmlformats.org/officeDocument/2006/customXml" ds:itemID="{E8AB44A3-7C62-4BD2-82ED-8ABC209970FA}">
-  <ds:schemaRefs>
-    <ds:schemaRef ds:uri="http://schemas.openxmlformats.org/officeDocument/2006/bibliography"/>
-  </ds:schemaRefs>
-</ds:datastoreItem>
+<file path=customXml/item4.xml><?xml version="1.0" encoding="utf-8"?>
+<?mso-contentType ?>
+<FormTemplates xmlns="http://schemas.microsoft.com/sharepoint/v3/contenttype/forms">
+  <Display>DocumentLibraryForm</Display>
+  <Edit>DocumentLibraryForm</Edit>
+  <New>DocumentLibraryForm</New>
+</FormTemplates>
 </file>
 
-<file path=customXml/itemProps2.xml><?xml version="1.0" encoding="utf-8"?>
+<file path=customXml/itemProps1.xml><?xml version="1.0" encoding="utf-8"?>
 <ds:datastoreItem xmlns:ds="http://schemas.openxmlformats.org/officeDocument/2006/customXml" ds:itemID="{6929C9FE-9F22-4B98-96EF-1B541B3BD0B2}">
   <ds:schemaRefs>
     <ds:schemaRef ds:uri="http://schemas.microsoft.com/office/2006/metadata/properties"/>
@@ -42582,29 +42591,22 @@
 </ds:datastoreItem>
 </file>
 
+<file path=customXml/itemProps2.xml><?xml version="1.0" encoding="utf-8"?>
+<ds:datastoreItem xmlns:ds="http://schemas.openxmlformats.org/officeDocument/2006/customXml" ds:itemID="{E8AB44A3-7C62-4BD2-82ED-8ABC209970FA}">
+  <ds:schemaRefs>
+    <ds:schemaRef ds:uri="http://schemas.openxmlformats.org/officeDocument/2006/bibliography"/>
+  </ds:schemaRefs>
+</ds:datastoreItem>
+</file>
+
 <file path=customXml/itemProps3.xml><?xml version="1.0" encoding="utf-8"?>
+<ds:datastoreItem xmlns:ds="http://schemas.openxmlformats.org/officeDocument/2006/customXml" ds:itemID="{D72D5097-ED88-452A-A45C-606EC09C4575}"/>
+</file>
+
+<file path=customXml/itemProps4.xml><?xml version="1.0" encoding="utf-8"?>
 <ds:datastoreItem xmlns:ds="http://schemas.openxmlformats.org/officeDocument/2006/customXml" ds:itemID="{81CBDEC1-3B00-44ED-AD36-0268077980BA}">
   <ds:schemaRefs>
     <ds:schemaRef ds:uri="http://schemas.microsoft.com/sharepoint/v3/contenttype/forms"/>
   </ds:schemaRefs>
 </ds:datastoreItem>
-</file>
-
-<file path=customXml/itemProps4.xml><?xml version="1.0" encoding="utf-8"?>
-<ds:datastoreItem xmlns:ds="http://schemas.openxmlformats.org/officeDocument/2006/customXml" ds:itemID="{DF43E046-DB0C-42D1-8C73-AE38B52F1ED7}">
-  <ds:schemaRefs>
-    <ds:schemaRef ds:uri="http://schemas.microsoft.com/office/2006/metadata/contentType"/>
-    <ds:schemaRef ds:uri="http://schemas.microsoft.com/office/2006/metadata/properties/metaAttributes"/>
-    <ds:schemaRef ds:uri="http://www.w3.org/2001/XMLSchema"/>
-    <ds:schemaRef ds:uri="http://schemas.microsoft.com/office/2006/metadata/properties"/>
-    <ds:schemaRef ds:uri="cb45339b-ced9-4d0d-8f64-77573914d53b"/>
-    <ds:schemaRef ds:uri="43a3ca16-9c26-4813-b83f-4aec9927b43f"/>
-    <ds:schemaRef ds:uri="http://schemas.microsoft.com/office/2006/documentManagement/types"/>
-    <ds:schemaRef ds:uri="http://schemas.microsoft.com/office/infopath/2007/PartnerControls"/>
-    <ds:schemaRef ds:uri="http://schemas.openxmlformats.org/package/2006/metadata/core-properties"/>
-    <ds:schemaRef ds:uri="http://purl.org/dc/elements/1.1/"/>
-    <ds:schemaRef ds:uri="http://purl.org/dc/terms/"/>
-    <ds:schemaRef ds:uri="http://schemas.microsoft.com/internal/obd"/>
-  </ds:schemaRefs>
-</ds:datastoreItem>
 </file>
--- a/fuentes/CFA3_82220000_DU.docx
+++ b/fuentes/CFA3_82220000_DU.docx
@@ -516,7 +516,7 @@
           <w:r>
             <w:fldChar w:fldCharType="separate"/>
           </w:r>
-          <w:hyperlink w:anchor="_Toc211936418" w:history="1">
+          <w:hyperlink w:anchor="_Toc212105042" w:history="1">
             <w:r>
               <w:rPr>
                 <w:rStyle w:val="Hipervnculo"/>
@@ -543,7 +543,7 @@
                 <w:noProof/>
                 <w:webHidden/>
               </w:rPr>
-              <w:instrText xml:space="preserve"> PAGEREF _Toc211936418 \h </w:instrText>
+              <w:instrText xml:space="preserve"> PAGEREF _Toc212105042 \h </w:instrText>
             </w:r>
             <w:r>
               <w:rPr>
@@ -589,7 +589,7 @@
               <w:lang w:eastAsia="es-MX"/>
             </w:rPr>
           </w:pPr>
-          <w:hyperlink w:anchor="_Toc211936419" w:history="1">
+          <w:hyperlink w:anchor="_Toc212105043" w:history="1">
             <w:r>
               <w:rPr>
                 <w:rStyle w:val="Hipervnculo"/>
@@ -633,7 +633,7 @@
                 <w:noProof/>
                 <w:webHidden/>
               </w:rPr>
-              <w:instrText xml:space="preserve"> PAGEREF _Toc211936419 \h </w:instrText>
+              <w:instrText xml:space="preserve"> PAGEREF _Toc212105043 \h </w:instrText>
             </w:r>
             <w:r>
               <w:rPr>
@@ -675,7 +675,7 @@
               <w:lang w:eastAsia="es-MX"/>
             </w:rPr>
           </w:pPr>
-          <w:hyperlink w:anchor="_Toc211936420" w:history="1">
+          <w:hyperlink w:anchor="_Toc212105044" w:history="1">
             <w:r>
               <w:rPr>
                 <w:rStyle w:val="Hipervnculo"/>
@@ -719,7 +719,7 @@
                 <w:noProof/>
                 <w:webHidden/>
               </w:rPr>
-              <w:instrText xml:space="preserve"> PAGEREF _Toc211936420 \h </w:instrText>
+              <w:instrText xml:space="preserve"> PAGEREF _Toc212105044 \h </w:instrText>
             </w:r>
             <w:r>
               <w:rPr>
@@ -761,7 +761,7 @@
               <w:lang w:eastAsia="es-MX"/>
             </w:rPr>
           </w:pPr>
-          <w:hyperlink w:anchor="_Toc211936421" w:history="1">
+          <w:hyperlink w:anchor="_Toc212105045" w:history="1">
             <w:r>
               <w:rPr>
                 <w:rStyle w:val="Hipervnculo"/>
@@ -805,7 +805,7 @@
                 <w:noProof/>
                 <w:webHidden/>
               </w:rPr>
-              <w:instrText xml:space="preserve"> PAGEREF _Toc211936421 \h </w:instrText>
+              <w:instrText xml:space="preserve"> PAGEREF _Toc212105045 \h </w:instrText>
             </w:r>
             <w:r>
               <w:rPr>
@@ -847,7 +847,7 @@
               <w:lang w:eastAsia="es-MX"/>
             </w:rPr>
           </w:pPr>
-          <w:hyperlink w:anchor="_Toc211936422" w:history="1">
+          <w:hyperlink w:anchor="_Toc212105046" w:history="1">
             <w:r>
               <w:rPr>
                 <w:rStyle w:val="Hipervnculo"/>
@@ -874,7 +874,7 @@
                 <w:noProof/>
                 <w:webHidden/>
               </w:rPr>
-              <w:instrText xml:space="preserve"> PAGEREF _Toc211936422 \h </w:instrText>
+              <w:instrText xml:space="preserve"> PAGEREF _Toc212105046 \h </w:instrText>
             </w:r>
             <w:r>
               <w:rPr>
@@ -916,7 +916,7 @@
               <w:lang w:eastAsia="es-MX"/>
             </w:rPr>
           </w:pPr>
-          <w:hyperlink w:anchor="_Toc211936423" w:history="1">
+          <w:hyperlink w:anchor="_Toc212105047" w:history="1">
             <w:r>
               <w:rPr>
                 <w:rStyle w:val="Hipervnculo"/>
@@ -943,7 +943,7 @@
                 <w:noProof/>
                 <w:webHidden/>
               </w:rPr>
-              <w:instrText xml:space="preserve"> PAGEREF _Toc211936423 \h </w:instrText>
+              <w:instrText xml:space="preserve"> PAGEREF _Toc212105047 \h </w:instrText>
             </w:r>
             <w:r>
               <w:rPr>
@@ -989,7 +989,7 @@
               <w:lang w:eastAsia="es-MX"/>
             </w:rPr>
           </w:pPr>
-          <w:hyperlink w:anchor="_Toc211936424" w:history="1">
+          <w:hyperlink w:anchor="_Toc212105048" w:history="1">
             <w:r>
               <w:rPr>
                 <w:rStyle w:val="Hipervnculo"/>
@@ -1033,7 +1033,7 @@
                 <w:noProof/>
                 <w:webHidden/>
               </w:rPr>
-              <w:instrText xml:space="preserve"> PAGEREF _Toc211936424 \h </w:instrText>
+              <w:instrText xml:space="preserve"> PAGEREF _Toc212105048 \h </w:instrText>
             </w:r>
             <w:r>
               <w:rPr>
@@ -1075,7 +1075,7 @@
               <w:lang w:eastAsia="es-MX"/>
             </w:rPr>
           </w:pPr>
-          <w:hyperlink w:anchor="_Toc211936425" w:history="1">
+          <w:hyperlink w:anchor="_Toc212105049" w:history="1">
             <w:r>
               <w:rPr>
                 <w:rStyle w:val="Hipervnculo"/>
@@ -1102,7 +1102,7 @@
                 <w:noProof/>
                 <w:webHidden/>
               </w:rPr>
-              <w:instrText xml:space="preserve"> PAGEREF _Toc211936425 \h </w:instrText>
+              <w:instrText xml:space="preserve"> PAGEREF _Toc212105049 \h </w:instrText>
             </w:r>
             <w:r>
               <w:rPr>
@@ -1144,7 +1144,7 @@
               <w:lang w:eastAsia="es-MX"/>
             </w:rPr>
           </w:pPr>
-          <w:hyperlink w:anchor="_Toc211936426" w:history="1">
+          <w:hyperlink w:anchor="_Toc212105050" w:history="1">
             <w:r>
               <w:rPr>
                 <w:rStyle w:val="Hipervnculo"/>
@@ -1171,7 +1171,7 @@
                 <w:noProof/>
                 <w:webHidden/>
               </w:rPr>
-              <w:instrText xml:space="preserve"> PAGEREF _Toc211936426 \h </w:instrText>
+              <w:instrText xml:space="preserve"> PAGEREF _Toc212105050 \h </w:instrText>
             </w:r>
             <w:r>
               <w:rPr>
@@ -1213,7 +1213,7 @@
               <w:lang w:eastAsia="es-MX"/>
             </w:rPr>
           </w:pPr>
-          <w:hyperlink w:anchor="_Toc211936427" w:history="1">
+          <w:hyperlink w:anchor="_Toc212105051" w:history="1">
             <w:r>
               <w:rPr>
                 <w:rStyle w:val="Hipervnculo"/>
@@ -1240,7 +1240,7 @@
                 <w:noProof/>
                 <w:webHidden/>
               </w:rPr>
-              <w:instrText xml:space="preserve"> PAGEREF _Toc211936427 \h </w:instrText>
+              <w:instrText xml:space="preserve"> PAGEREF _Toc212105051 \h </w:instrText>
             </w:r>
             <w:r>
               <w:rPr>
@@ -1282,7 +1282,7 @@
               <w:lang w:eastAsia="es-MX"/>
             </w:rPr>
           </w:pPr>
-          <w:hyperlink w:anchor="_Toc211936428" w:history="1">
+          <w:hyperlink w:anchor="_Toc212105052" w:history="1">
             <w:r>
               <w:rPr>
                 <w:rStyle w:val="Hipervnculo"/>
@@ -1309,7 +1309,7 @@
                 <w:noProof/>
                 <w:webHidden/>
               </w:rPr>
-              <w:instrText xml:space="preserve"> PAGEREF _Toc211936428 \h </w:instrText>
+              <w:instrText xml:space="preserve"> PAGEREF _Toc212105052 \h </w:instrText>
             </w:r>
             <w:r>
               <w:rPr>
@@ -1355,7 +1355,7 @@
               <w:lang w:eastAsia="es-MX"/>
             </w:rPr>
           </w:pPr>
-          <w:hyperlink w:anchor="_Toc211936429" w:history="1">
+          <w:hyperlink w:anchor="_Toc212105053" w:history="1">
             <w:r>
               <w:rPr>
                 <w:rStyle w:val="Hipervnculo"/>
@@ -1399,7 +1399,7 @@
                 <w:noProof/>
                 <w:webHidden/>
               </w:rPr>
-              <w:instrText xml:space="preserve"> PAGEREF _Toc211936429 \h </w:instrText>
+              <w:instrText xml:space="preserve"> PAGEREF _Toc212105053 \h </w:instrText>
             </w:r>
             <w:r>
               <w:rPr>
@@ -1441,7 +1441,7 @@
               <w:lang w:eastAsia="es-MX"/>
             </w:rPr>
           </w:pPr>
-          <w:hyperlink w:anchor="_Toc211936430" w:history="1">
+          <w:hyperlink w:anchor="_Toc212105054" w:history="1">
             <w:r>
               <w:rPr>
                 <w:rStyle w:val="Hipervnculo"/>
@@ -1468,7 +1468,7 @@
                 <w:noProof/>
                 <w:webHidden/>
               </w:rPr>
-              <w:instrText xml:space="preserve"> PAGEREF _Toc211936430 \h </w:instrText>
+              <w:instrText xml:space="preserve"> PAGEREF _Toc212105054 \h </w:instrText>
             </w:r>
             <w:r>
               <w:rPr>
@@ -1510,7 +1510,7 @@
               <w:lang w:eastAsia="es-MX"/>
             </w:rPr>
           </w:pPr>
-          <w:hyperlink w:anchor="_Toc211936431" w:history="1">
+          <w:hyperlink w:anchor="_Toc212105055" w:history="1">
             <w:r>
               <w:rPr>
                 <w:rStyle w:val="Hipervnculo"/>
@@ -1537,7 +1537,7 @@
                 <w:noProof/>
                 <w:webHidden/>
               </w:rPr>
-              <w:instrText xml:space="preserve"> PAGEREF _Toc211936431 \h </w:instrText>
+              <w:instrText xml:space="preserve"> PAGEREF _Toc212105055 \h </w:instrText>
             </w:r>
             <w:r>
               <w:rPr>
@@ -1579,7 +1579,7 @@
               <w:lang w:eastAsia="es-MX"/>
             </w:rPr>
           </w:pPr>
-          <w:hyperlink w:anchor="_Toc211936432" w:history="1">
+          <w:hyperlink w:anchor="_Toc212105056" w:history="1">
             <w:r>
               <w:rPr>
                 <w:rStyle w:val="Hipervnculo"/>
@@ -1606,7 +1606,7 @@
                 <w:noProof/>
                 <w:webHidden/>
               </w:rPr>
-              <w:instrText xml:space="preserve"> PAGEREF _Toc211936432 \h </w:instrText>
+              <w:instrText xml:space="preserve"> PAGEREF _Toc212105056 \h </w:instrText>
             </w:r>
             <w:r>
               <w:rPr>
@@ -1648,7 +1648,7 @@
               <w:lang w:eastAsia="es-MX"/>
             </w:rPr>
           </w:pPr>
-          <w:hyperlink w:anchor="_Toc211936433" w:history="1">
+          <w:hyperlink w:anchor="_Toc212105057" w:history="1">
             <w:r>
               <w:rPr>
                 <w:rStyle w:val="Hipervnculo"/>
@@ -1675,7 +1675,7 @@
                 <w:noProof/>
                 <w:webHidden/>
               </w:rPr>
-              <w:instrText xml:space="preserve"> PAGEREF _Toc211936433 \h </w:instrText>
+              <w:instrText xml:space="preserve"> PAGEREF _Toc212105057 \h </w:instrText>
             </w:r>
             <w:r>
               <w:rPr>
@@ -1717,7 +1717,7 @@
               <w:lang w:eastAsia="es-MX"/>
             </w:rPr>
           </w:pPr>
-          <w:hyperlink w:anchor="_Toc211936434" w:history="1">
+          <w:hyperlink w:anchor="_Toc212105058" w:history="1">
             <w:r>
               <w:rPr>
                 <w:rStyle w:val="Hipervnculo"/>
@@ -1744,7 +1744,7 @@
                 <w:noProof/>
                 <w:webHidden/>
               </w:rPr>
-              <w:instrText xml:space="preserve"> PAGEREF _Toc211936434 \h </w:instrText>
+              <w:instrText xml:space="preserve"> PAGEREF _Toc212105058 \h </w:instrText>
             </w:r>
             <w:r>
               <w:rPr>
@@ -1790,7 +1790,7 @@
               <w:lang w:eastAsia="es-MX"/>
             </w:rPr>
           </w:pPr>
-          <w:hyperlink w:anchor="_Toc211936435" w:history="1">
+          <w:hyperlink w:anchor="_Toc212105059" w:history="1">
             <w:r>
               <w:rPr>
                 <w:rStyle w:val="Hipervnculo"/>
@@ -1834,7 +1834,7 @@
                 <w:noProof/>
                 <w:webHidden/>
               </w:rPr>
-              <w:instrText xml:space="preserve"> PAGEREF _Toc211936435 \h </w:instrText>
+              <w:instrText xml:space="preserve"> PAGEREF _Toc212105059 \h </w:instrText>
             </w:r>
             <w:r>
               <w:rPr>
@@ -1876,7 +1876,7 @@
               <w:lang w:eastAsia="es-MX"/>
             </w:rPr>
           </w:pPr>
-          <w:hyperlink w:anchor="_Toc211936436" w:history="1">
+          <w:hyperlink w:anchor="_Toc212105060" w:history="1">
             <w:r>
               <w:rPr>
                 <w:rStyle w:val="Hipervnculo"/>
@@ -1903,7 +1903,7 @@
                 <w:noProof/>
                 <w:webHidden/>
               </w:rPr>
-              <w:instrText xml:space="preserve"> PAGEREF _Toc211936436 \h </w:instrText>
+              <w:instrText xml:space="preserve"> PAGEREF _Toc212105060 \h </w:instrText>
             </w:r>
             <w:r>
               <w:rPr>
@@ -1945,7 +1945,7 @@
               <w:lang w:eastAsia="es-MX"/>
             </w:rPr>
           </w:pPr>
-          <w:hyperlink w:anchor="_Toc211936437" w:history="1">
+          <w:hyperlink w:anchor="_Toc212105061" w:history="1">
             <w:r>
               <w:rPr>
                 <w:rStyle w:val="Hipervnculo"/>
@@ -1972,7 +1972,7 @@
                 <w:noProof/>
                 <w:webHidden/>
               </w:rPr>
-              <w:instrText xml:space="preserve"> PAGEREF _Toc211936437 \h </w:instrText>
+              <w:instrText xml:space="preserve"> PAGEREF _Toc212105061 \h </w:instrText>
             </w:r>
             <w:r>
               <w:rPr>
@@ -2018,7 +2018,7 @@
               <w:lang w:eastAsia="es-MX"/>
             </w:rPr>
           </w:pPr>
-          <w:hyperlink w:anchor="_Toc211936438" w:history="1">
+          <w:hyperlink w:anchor="_Toc212105062" w:history="1">
             <w:r>
               <w:rPr>
                 <w:rStyle w:val="Hipervnculo"/>
@@ -2062,7 +2062,7 @@
                 <w:noProof/>
                 <w:webHidden/>
               </w:rPr>
-              <w:instrText xml:space="preserve"> PAGEREF _Toc211936438 \h </w:instrText>
+              <w:instrText xml:space="preserve"> PAGEREF _Toc212105062 \h </w:instrText>
             </w:r>
             <w:r>
               <w:rPr>
@@ -2104,7 +2104,7 @@
               <w:lang w:eastAsia="es-MX"/>
             </w:rPr>
           </w:pPr>
-          <w:hyperlink w:anchor="_Toc211936439" w:history="1">
+          <w:hyperlink w:anchor="_Toc212105063" w:history="1">
             <w:r>
               <w:rPr>
                 <w:rStyle w:val="Hipervnculo"/>
@@ -2131,7 +2131,7 @@
                 <w:noProof/>
                 <w:webHidden/>
               </w:rPr>
-              <w:instrText xml:space="preserve"> PAGEREF _Toc211936439 \h </w:instrText>
+              <w:instrText xml:space="preserve"> PAGEREF _Toc212105063 \h </w:instrText>
             </w:r>
             <w:r>
               <w:rPr>
@@ -2173,7 +2173,7 @@
               <w:lang w:eastAsia="es-MX"/>
             </w:rPr>
           </w:pPr>
-          <w:hyperlink w:anchor="_Toc211936440" w:history="1">
+          <w:hyperlink w:anchor="_Toc212105064" w:history="1">
             <w:r>
               <w:rPr>
                 <w:rStyle w:val="Hipervnculo"/>
@@ -2200,7 +2200,7 @@
                 <w:noProof/>
                 <w:webHidden/>
               </w:rPr>
-              <w:instrText xml:space="preserve"> PAGEREF _Toc211936440 \h </w:instrText>
+              <w:instrText xml:space="preserve"> PAGEREF _Toc212105064 \h </w:instrText>
             </w:r>
             <w:r>
               <w:rPr>
@@ -2245,7 +2245,7 @@
               <w:lang w:eastAsia="es-MX"/>
             </w:rPr>
           </w:pPr>
-          <w:hyperlink w:anchor="_Toc211936441" w:history="1">
+          <w:hyperlink w:anchor="_Toc212105065" w:history="1">
             <w:r>
               <w:rPr>
                 <w:rStyle w:val="Hipervnculo"/>
@@ -2272,7 +2272,7 @@
                 <w:noProof/>
                 <w:webHidden/>
               </w:rPr>
-              <w:instrText xml:space="preserve"> PAGEREF _Toc211936441 \h </w:instrText>
+              <w:instrText xml:space="preserve"> PAGEREF _Toc212105065 \h </w:instrText>
             </w:r>
             <w:r>
               <w:rPr>
@@ -2317,7 +2317,7 @@
               <w:lang w:eastAsia="es-MX"/>
             </w:rPr>
           </w:pPr>
-          <w:hyperlink w:anchor="_Toc211936442" w:history="1">
+          <w:hyperlink w:anchor="_Toc212105066" w:history="1">
             <w:r>
               <w:rPr>
                 <w:rStyle w:val="Hipervnculo"/>
@@ -2344,7 +2344,7 @@
                 <w:noProof/>
                 <w:webHidden/>
               </w:rPr>
-              <w:instrText xml:space="preserve"> PAGEREF _Toc211936442 \h </w:instrText>
+              <w:instrText xml:space="preserve"> PAGEREF _Toc212105066 \h </w:instrText>
             </w:r>
             <w:r>
               <w:rPr>
@@ -2389,7 +2389,7 @@
               <w:lang w:eastAsia="es-MX"/>
             </w:rPr>
           </w:pPr>
-          <w:hyperlink w:anchor="_Toc211936443" w:history="1">
+          <w:hyperlink w:anchor="_Toc212105067" w:history="1">
             <w:r>
               <w:rPr>
                 <w:rStyle w:val="Hipervnculo"/>
@@ -2416,7 +2416,7 @@
                 <w:noProof/>
                 <w:webHidden/>
               </w:rPr>
-              <w:instrText xml:space="preserve"> PAGEREF _Toc211936443 \h </w:instrText>
+              <w:instrText xml:space="preserve"> PAGEREF _Toc212105067 \h </w:instrText>
             </w:r>
             <w:r>
               <w:rPr>
@@ -2461,7 +2461,7 @@
               <w:lang w:eastAsia="es-MX"/>
             </w:rPr>
           </w:pPr>
-          <w:hyperlink w:anchor="_Toc211936444" w:history="1">
+          <w:hyperlink w:anchor="_Toc212105068" w:history="1">
             <w:r>
               <w:rPr>
                 <w:rStyle w:val="Hipervnculo"/>
@@ -2488,7 +2488,7 @@
                 <w:noProof/>
                 <w:webHidden/>
               </w:rPr>
-              <w:instrText xml:space="preserve"> PAGEREF _Toc211936444 \h </w:instrText>
+              <w:instrText xml:space="preserve"> PAGEREF _Toc212105068 \h </w:instrText>
             </w:r>
             <w:r>
               <w:rPr>
@@ -2533,7 +2533,7 @@
               <w:lang w:eastAsia="es-MX"/>
             </w:rPr>
           </w:pPr>
-          <w:hyperlink w:anchor="_Toc211936445" w:history="1">
+          <w:hyperlink w:anchor="_Toc212105069" w:history="1">
             <w:r>
               <w:rPr>
                 <w:rStyle w:val="Hipervnculo"/>
@@ -2560,7 +2560,7 @@
                 <w:noProof/>
                 <w:webHidden/>
               </w:rPr>
-              <w:instrText xml:space="preserve"> PAGEREF _Toc211936445 \h </w:instrText>
+              <w:instrText xml:space="preserve"> PAGEREF _Toc212105069 \h </w:instrText>
             </w:r>
             <w:r>
               <w:rPr>
@@ -2617,7 +2617,7 @@
       <w:pPr>
         <w:pStyle w:val="Titulosgenerales"/>
       </w:pPr>
-      <w:bookmarkStart w:id="0" w:name="_Toc211936418"/>
+      <w:bookmarkStart w:id="0" w:name="_Toc212105042"/>
       <w:r>
         <w:lastRenderedPageBreak/>
         <w:t>Introducción</w:t>
@@ -2710,7 +2710,7 @@
         <w:fldChar w:fldCharType="begin"/>
       </w:r>
       <w:r>
-        <w:instrText xml:space="preserve"> INCLUDEPICTURE "https://img.youtube.com/vi/8clW0jLGDW0/maxresdefault.jpg" \* MERGEFORMATINET </w:instrText>
+        <w:instrText xml:space="preserve"> INCLUDEPICTURE "https://img.youtube.com/vi/YiD15kTN4-E/maxresdefault.jpg" \* MERGEFORMATINET </w:instrText>
       </w:r>
       <w:r>
         <w:fldChar w:fldCharType="separate"/>
@@ -2720,10 +2720,10 @@
           <w:noProof/>
         </w:rPr>
         <w:drawing>
-          <wp:inline distT="0" distB="0" distL="0" distR="0" wp14:anchorId="561680A8" wp14:editId="638EEEED">
-            <wp:extent cx="5206247" cy="2928384"/>
-            <wp:effectExtent l="0" t="0" r="1270" b="5715"/>
-            <wp:docPr id="1100740399" name="Imagen 4">
+          <wp:inline distT="0" distB="0" distL="0" distR="0" wp14:anchorId="12BAC647" wp14:editId="7C52A507">
+            <wp:extent cx="5167423" cy="2906546"/>
+            <wp:effectExtent l="0" t="0" r="1905" b="1905"/>
+            <wp:docPr id="40713396" name="Imagen 5">
               <a:extLst xmlns:a="http://schemas.openxmlformats.org/drawingml/2006/main">
                 <a:ext uri="{C183D7F6-B498-43B3-948B-1728B52AA6E4}">
                   <adec:decorative xmlns:adec="http://schemas.microsoft.com/office/drawing/2017/decorative" val="1"/>
@@ -2737,7 +2737,7 @@
               <a:graphicData uri="http://schemas.openxmlformats.org/drawingml/2006/picture">
                 <pic:pic xmlns:pic="http://schemas.openxmlformats.org/drawingml/2006/picture">
                   <pic:nvPicPr>
-                    <pic:cNvPr id="1100740399" name="Imagen 4">
+                    <pic:cNvPr id="40713396" name="Imagen 5">
                       <a:extLst>
                         <a:ext uri="{C183D7F6-B498-43B3-948B-1728B52AA6E4}">
                           <adec:decorative xmlns:adec="http://schemas.microsoft.com/office/drawing/2017/decorative" val="1"/>
@@ -2764,7 +2764,7 @@
                   <pic:spPr bwMode="auto">
                     <a:xfrm>
                       <a:off x="0" y="0"/>
-                      <a:ext cx="5288745" cy="2974787"/>
+                      <a:ext cx="5198187" cy="2923850"/>
                     </a:xfrm>
                     <a:prstGeom prst="rect">
                       <a:avLst/>
@@ -2930,7 +2930,7 @@
       <w:pPr>
         <w:pStyle w:val="Ttulo1"/>
       </w:pPr>
-      <w:bookmarkStart w:id="1" w:name="_Toc211936419"/>
+      <w:bookmarkStart w:id="1" w:name="_Toc212105043"/>
       <w:r>
         <w:lastRenderedPageBreak/>
         <w:t>Monitoreo</w:t>
@@ -2967,7 +2967,7 @@
           <w:rFonts w:eastAsia="Times New Roman"/>
         </w:rPr>
       </w:pPr>
-      <w:bookmarkStart w:id="2" w:name="_Toc211936420"/>
+      <w:bookmarkStart w:id="2" w:name="_Toc212105044"/>
       <w:r>
         <w:t>Concepto</w:t>
       </w:r>
@@ -3006,7 +3006,7 @@
           <w:numId w:val="7"/>
         </w:numPr>
       </w:pPr>
-      <w:bookmarkStart w:id="3" w:name="_Toc211936421"/>
+      <w:bookmarkStart w:id="3" w:name="_Toc212105045"/>
       <w:r>
         <w:t>Clases</w:t>
       </w:r>
@@ -3209,7 +3209,7 @@
       <w:pPr>
         <w:pStyle w:val="Ttulo2"/>
       </w:pPr>
-      <w:bookmarkStart w:id="4" w:name="_Toc211936422"/>
+      <w:bookmarkStart w:id="4" w:name="_Toc212105046"/>
       <w:r>
         <w:t>1.3 Herramientas</w:t>
       </w:r>
@@ -3499,7 +3499,7 @@
       <w:pPr>
         <w:pStyle w:val="Ttulo2"/>
       </w:pPr>
-      <w:bookmarkStart w:id="5" w:name="_Toc211936423"/>
+      <w:bookmarkStart w:id="5" w:name="_Toc212105047"/>
       <w:r>
         <w:t>1.4 Procedimiento</w:t>
       </w:r>
@@ -3868,7 +3868,7 @@
       <w:pPr>
         <w:pStyle w:val="Ttulo1"/>
       </w:pPr>
-      <w:bookmarkStart w:id="6" w:name="_Toc211936424"/>
+      <w:bookmarkStart w:id="6" w:name="_Toc212105048"/>
       <w:r>
         <w:lastRenderedPageBreak/>
         <w:t>Rastreo</w:t>
@@ -3892,7 +3892,7 @@
       <w:pPr>
         <w:pStyle w:val="Ttulo2"/>
       </w:pPr>
-      <w:bookmarkStart w:id="7" w:name="_Toc211936425"/>
+      <w:bookmarkStart w:id="7" w:name="_Toc212105049"/>
       <w:r>
         <w:t>2.1 Concepto</w:t>
       </w:r>
@@ -3915,7 +3915,7 @@
       <w:pPr>
         <w:pStyle w:val="Ttulo2"/>
       </w:pPr>
-      <w:bookmarkStart w:id="8" w:name="_Toc211936426"/>
+      <w:bookmarkStart w:id="8" w:name="_Toc212105050"/>
       <w:r>
         <w:t>2.2 Clases</w:t>
       </w:r>
@@ -4088,7 +4088,7 @@
       <w:pPr>
         <w:pStyle w:val="Ttulo2"/>
       </w:pPr>
-      <w:bookmarkStart w:id="9" w:name="_Toc211936427"/>
+      <w:bookmarkStart w:id="9" w:name="_Toc212105051"/>
       <w:r>
         <w:t>2.3 Herramientas</w:t>
       </w:r>
@@ -4324,7 +4324,7 @@
       <w:pPr>
         <w:pStyle w:val="Ttulo2"/>
       </w:pPr>
-      <w:bookmarkStart w:id="10" w:name="_Toc211936428"/>
+      <w:bookmarkStart w:id="10" w:name="_Toc212105052"/>
       <w:r>
         <w:t>2.4 Procedimiento</w:t>
       </w:r>
@@ -4607,7 +4607,7 @@
       <w:pPr>
         <w:pStyle w:val="Ttulo1"/>
       </w:pPr>
-      <w:bookmarkStart w:id="11" w:name="_Toc211936429"/>
+      <w:bookmarkStart w:id="11" w:name="_Toc212105053"/>
       <w:r>
         <w:lastRenderedPageBreak/>
         <w:t>Contingencias aplicadas</w:t>
@@ -4631,7 +4631,7 @@
       <w:pPr>
         <w:pStyle w:val="Ttulo2"/>
       </w:pPr>
-      <w:bookmarkStart w:id="12" w:name="_Toc211936430"/>
+      <w:bookmarkStart w:id="12" w:name="_Toc212105054"/>
       <w:r>
         <w:t>3.1 Concepto</w:t>
       </w:r>
@@ -4654,7 +4654,7 @@
       <w:pPr>
         <w:pStyle w:val="Ttulo2"/>
       </w:pPr>
-      <w:bookmarkStart w:id="13" w:name="_Toc211936431"/>
+      <w:bookmarkStart w:id="13" w:name="_Toc212105055"/>
       <w:r>
         <w:t>3.2 Tipos</w:t>
       </w:r>
@@ -4980,7 +4980,7 @@
       <w:pPr>
         <w:pStyle w:val="Ttulo2"/>
       </w:pPr>
-      <w:bookmarkStart w:id="14" w:name="_Toc211936432"/>
+      <w:bookmarkStart w:id="14" w:name="_Toc212105056"/>
       <w:r>
         <w:t>3.3 Planes de respuesta</w:t>
       </w:r>
@@ -5199,7 +5199,7 @@
       <w:pPr>
         <w:pStyle w:val="Ttulo2"/>
       </w:pPr>
-      <w:bookmarkStart w:id="15" w:name="_Toc211936433"/>
+      <w:bookmarkStart w:id="15" w:name="_Toc212105057"/>
       <w:r>
         <w:t>3.4 Criterios de evaluación</w:t>
       </w:r>
@@ -5403,7 +5403,7 @@
       <w:pPr>
         <w:pStyle w:val="Ttulo2"/>
       </w:pPr>
-      <w:bookmarkStart w:id="16" w:name="_Toc211936434"/>
+      <w:bookmarkStart w:id="16" w:name="_Toc212105058"/>
       <w:r>
         <w:t>3.5 Protocolos</w:t>
       </w:r>
@@ -5710,7 +5710,7 @@
       <w:pPr>
         <w:pStyle w:val="Ttulo1"/>
       </w:pPr>
-      <w:bookmarkStart w:id="17" w:name="_Toc211936435"/>
+      <w:bookmarkStart w:id="17" w:name="_Toc212105059"/>
       <w:r>
         <w:lastRenderedPageBreak/>
         <w:t>Reporte del sistema de trazabilidad</w:t>
@@ -5734,7 +5734,7 @@
       <w:pPr>
         <w:pStyle w:val="Ttulo2"/>
       </w:pPr>
-      <w:bookmarkStart w:id="18" w:name="_Toc211936436"/>
+      <w:bookmarkStart w:id="18" w:name="_Toc212105060"/>
       <w:r>
         <w:t>4.1 Concepto</w:t>
       </w:r>
@@ -5757,7 +5757,7 @@
       <w:pPr>
         <w:pStyle w:val="Ttulo2"/>
       </w:pPr>
-      <w:bookmarkStart w:id="19" w:name="_Toc211936437"/>
+      <w:bookmarkStart w:id="19" w:name="_Toc212105061"/>
       <w:r>
         <w:t>4.2 Elementos</w:t>
       </w:r>
@@ -6104,7 +6104,7 @@
       <w:pPr>
         <w:pStyle w:val="Ttulo1"/>
       </w:pPr>
-      <w:bookmarkStart w:id="20" w:name="_Toc211936438"/>
+      <w:bookmarkStart w:id="20" w:name="_Toc212105062"/>
       <w:r>
         <w:lastRenderedPageBreak/>
         <w:t xml:space="preserve">Informe de </w:t>
@@ -6131,7 +6131,7 @@
       <w:pPr>
         <w:pStyle w:val="Ttulo2"/>
       </w:pPr>
-      <w:bookmarkStart w:id="21" w:name="_Toc211936439"/>
+      <w:bookmarkStart w:id="21" w:name="_Toc212105063"/>
       <w:r>
         <w:t>5.1 Características</w:t>
       </w:r>
@@ -6290,7 +6290,7 @@
       <w:pPr>
         <w:pStyle w:val="Ttulo2"/>
       </w:pPr>
-      <w:bookmarkStart w:id="22" w:name="_Toc211936440"/>
+      <w:bookmarkStart w:id="22" w:name="_Toc212105064"/>
       <w:r>
         <w:t>5.2 Estructura</w:t>
       </w:r>
@@ -7469,7 +7469,7 @@
       <w:pPr>
         <w:pStyle w:val="Titulosgenerales"/>
       </w:pPr>
-      <w:bookmarkStart w:id="23" w:name="_Toc211936441"/>
+      <w:bookmarkStart w:id="23" w:name="_Toc212105065"/>
       <w:r>
         <w:lastRenderedPageBreak/>
         <w:t>Síntesis</w:t>
@@ -7595,7 +7595,7 @@
       <w:pPr>
         <w:pStyle w:val="Titulosgenerales"/>
       </w:pPr>
-      <w:bookmarkStart w:id="24" w:name="_Toc211936442"/>
+      <w:bookmarkStart w:id="24" w:name="_Toc212105066"/>
       <w:r>
         <w:lastRenderedPageBreak/>
         <w:t>Glosario</w:t>
@@ -8031,7 +8031,7 @@
       <w:pPr>
         <w:pStyle w:val="Titulosgenerales"/>
       </w:pPr>
-      <w:bookmarkStart w:id="25" w:name="_Toc211936443"/>
+      <w:bookmarkStart w:id="25" w:name="_Toc212105067"/>
       <w:r>
         <w:lastRenderedPageBreak/>
         <w:t>Material complementario</w:t>
@@ -8544,7 +8544,7 @@
       <w:pPr>
         <w:pStyle w:val="Titulosgenerales"/>
       </w:pPr>
-      <w:bookmarkStart w:id="26" w:name="_Toc211936444"/>
+      <w:bookmarkStart w:id="26" w:name="_Toc212105068"/>
       <w:r>
         <w:lastRenderedPageBreak/>
         <w:t>Referencias bibliográficas</w:t>
@@ -8803,7 +8803,7 @@
       <w:pPr>
         <w:pStyle w:val="Titulosgenerales"/>
       </w:pPr>
-      <w:bookmarkStart w:id="27" w:name="_Toc211936445"/>
+      <w:bookmarkStart w:id="27" w:name="_Toc212105069"/>
       <w:r>
         <w:lastRenderedPageBreak/>
         <w:t>C</w:t>
@@ -42356,6 +42356,10 @@
 </file>
 
 <file path=customXml/item1.xml><?xml version="1.0" encoding="utf-8"?>
+<b:Sources xmlns:b="http://schemas.openxmlformats.org/officeDocument/2006/bibliography" xmlns="http://schemas.openxmlformats.org/officeDocument/2006/bibliography" SelectedStyle="\APASixthEditionOfficeOnline.xsl" StyleName="APA" Version="6"/>
+</file>
+
+<file path=customXml/item2.xml><?xml version="1.0" encoding="utf-8"?>
 <p:properties xmlns:p="http://schemas.microsoft.com/office/2006/metadata/properties" xmlns:xsi="http://www.w3.org/2001/XMLSchema-instance" xmlns:pc="http://schemas.microsoft.com/office/infopath/2007/PartnerControls">
   <documentManagement>
     <TaxCatchAll xmlns="adccf511-daff-4bcb-9072-914cedbf4c7e" xsi:nil="true"/>
@@ -42366,11 +42370,16 @@
 </p:properties>
 </file>
 
-<file path=customXml/item2.xml><?xml version="1.0" encoding="utf-8"?>
-<b:Sources xmlns:b="http://schemas.openxmlformats.org/officeDocument/2006/bibliography" xmlns="http://schemas.openxmlformats.org/officeDocument/2006/bibliography" SelectedStyle="\APASixthEditionOfficeOnline.xsl" StyleName="APA" Version="6"/>
+<file path=customXml/item3.xml><?xml version="1.0" encoding="utf-8"?>
+<?mso-contentType ?>
+<FormTemplates xmlns="http://schemas.microsoft.com/sharepoint/v3/contenttype/forms">
+  <Display>DocumentLibraryForm</Display>
+  <Edit>DocumentLibraryForm</Edit>
+  <New>DocumentLibraryForm</New>
+</FormTemplates>
 </file>
 
-<file path=customXml/item3.xml><?xml version="1.0" encoding="utf-8"?>
+<file path=customXml/item4.xml><?xml version="1.0" encoding="utf-8"?>
 <ct:contentTypeSchema xmlns:ct="http://schemas.microsoft.com/office/2006/metadata/contentType" xmlns:ma="http://schemas.microsoft.com/office/2006/metadata/properties/metaAttributes" ct:_="" ma:_="" ma:contentTypeName="Documento" ma:contentTypeID="0x010100FC2B1768DD5A774EB396CCAB0DE361C1" ma:contentTypeVersion="12" ma:contentTypeDescription="Crear nuevo documento." ma:contentTypeScope="" ma:versionID="73bbb3c317121ea3087ce0564dba81cf">
   <xsd:schema xmlns:xsd="http://www.w3.org/2001/XMLSchema" xmlns:xs="http://www.w3.org/2001/XMLSchema" xmlns:p="http://schemas.microsoft.com/office/2006/metadata/properties" xmlns:ns2="a70d3c18-0869-45a1-9f75-4b4b8f0f32be" xmlns:ns3="adccf511-daff-4bcb-9072-914cedbf4c7e" targetNamespace="http://schemas.microsoft.com/office/2006/metadata/properties" ma:root="true" ma:fieldsID="89b5199a66abea40ca7ec6b263fc5e35" ns2:_="" ns3:_="">
     <xsd:import namespace="a70d3c18-0869-45a1-9f75-4b4b8f0f32be"/>
@@ -42571,16 +42580,15 @@
 </ct:contentTypeSchema>
 </file>
 
-<file path=customXml/item4.xml><?xml version="1.0" encoding="utf-8"?>
-<?mso-contentType ?>
-<FormTemplates xmlns="http://schemas.microsoft.com/sharepoint/v3/contenttype/forms">
-  <Display>DocumentLibraryForm</Display>
-  <Edit>DocumentLibraryForm</Edit>
-  <New>DocumentLibraryForm</New>
-</FormTemplates>
+<file path=customXml/itemProps1.xml><?xml version="1.0" encoding="utf-8"?>
+<ds:datastoreItem xmlns:ds="http://schemas.openxmlformats.org/officeDocument/2006/customXml" ds:itemID="{E8AB44A3-7C62-4BD2-82ED-8ABC209970FA}">
+  <ds:schemaRefs>
+    <ds:schemaRef ds:uri="http://schemas.openxmlformats.org/officeDocument/2006/bibliography"/>
+  </ds:schemaRefs>
+</ds:datastoreItem>
 </file>
 
-<file path=customXml/itemProps1.xml><?xml version="1.0" encoding="utf-8"?>
+<file path=customXml/itemProps2.xml><?xml version="1.0" encoding="utf-8"?>
 <ds:datastoreItem xmlns:ds="http://schemas.openxmlformats.org/officeDocument/2006/customXml" ds:itemID="{6929C9FE-9F22-4B98-96EF-1B541B3BD0B2}">
   <ds:schemaRefs>
     <ds:schemaRef ds:uri="http://schemas.microsoft.com/office/2006/metadata/properties"/>
@@ -42591,22 +42599,14 @@
 </ds:datastoreItem>
 </file>
 
-<file path=customXml/itemProps2.xml><?xml version="1.0" encoding="utf-8"?>
-<ds:datastoreItem xmlns:ds="http://schemas.openxmlformats.org/officeDocument/2006/customXml" ds:itemID="{E8AB44A3-7C62-4BD2-82ED-8ABC209970FA}">
-  <ds:schemaRefs>
-    <ds:schemaRef ds:uri="http://schemas.openxmlformats.org/officeDocument/2006/bibliography"/>
-  </ds:schemaRefs>
-</ds:datastoreItem>
-</file>
-
 <file path=customXml/itemProps3.xml><?xml version="1.0" encoding="utf-8"?>
-<ds:datastoreItem xmlns:ds="http://schemas.openxmlformats.org/officeDocument/2006/customXml" ds:itemID="{D72D5097-ED88-452A-A45C-606EC09C4575}"/>
-</file>
-
-<file path=customXml/itemProps4.xml><?xml version="1.0" encoding="utf-8"?>
 <ds:datastoreItem xmlns:ds="http://schemas.openxmlformats.org/officeDocument/2006/customXml" ds:itemID="{81CBDEC1-3B00-44ED-AD36-0268077980BA}">
   <ds:schemaRefs>
     <ds:schemaRef ds:uri="http://schemas.microsoft.com/sharepoint/v3/contenttype/forms"/>
   </ds:schemaRefs>
 </ds:datastoreItem>
+</file>
+
+<file path=customXml/itemProps4.xml><?xml version="1.0" encoding="utf-8"?>
+<ds:datastoreItem xmlns:ds="http://schemas.openxmlformats.org/officeDocument/2006/customXml" ds:itemID="{827C961B-9582-415D-AD3A-E143C45D9604}"/>
 </file>